--- a/交付成果/第4轮朗读优化版/朗读优化8周版/读书会03_四护卫禅实修_8周资料包（朗读优化版）/Word版/第2周_慈心禅修习（居首）_主持人版.docx
+++ b/交付成果/第4轮朗读优化版/朗读优化8周版/读书会03_四护卫禅实修_8周资料包（朗读优化版）/Word版/第2周_慈心禅修习（居首）_主持人版.docx
@@ -4,59 +4,67 @@
   <w:body>
     <w:p>
       <w:pPr>
-        <w:spacing w:before="160" w:after="80"/>
+        <w:jc w:val="right"/>
       </w:pPr>
       <w:r>
         <w:rPr>
-          <w:rFonts w:ascii="Microsoft YaHei" w:hAnsi="Microsoft YaHei" w:eastAsia="Microsoft YaHei"/>
-          <w:b/>
-          <w:color w:val="1F3864"/>
-          <w:sz w:val="34"/>
+          <w:color w:val="888888"/>
+          <w:sz w:val="16"/>
         </w:rPr>
-        <w:t>第2周：慈心禅修习（居首）（主持人版）</w:t>
+        <w:t>📅 最近更新：2026-09-26 15:10　|　第二版修订：六环节120分钟口径（静心10／共读25／分享20／讨论35／禅修15／收尾15）；共读原文标注「本周朗读段」；补心理安全三约定与禅修禁忌；静心增破冰、讨论增分层追问；第4轮朗读优化（2026-09-26）：音频转写来源的共读原文已口语化改写</w:t>
       </w:r>
     </w:p>
     <w:p>
       <w:pPr>
-        <w:spacing w:before="40" w:after="80"/>
-        <w:ind w:left="283"/>
-        <w:shd w:val="clear" w:color="auto" w:fill="EEF2F8"/>
-        <w:pBdr>
-          <w:left w:val="single" w:sz="20" w:space="6" w:color="1F3864"/>
-        </w:pBdr>
+        <w:jc w:val="center"/>
       </w:pPr>
       <w:r>
         <w:rPr>
-          <w:sz w:val="20"/>
+          <w:b/>
+          <w:color w:val="1F3864"/>
+          <w:sz w:val="36"/>
+        </w:rPr>
+        <w:t>第2周：慈心禅修习（居首）</w:t>
+      </w:r>
+    </w:p>
+    <w:p>
+      <w:pPr>
+        <w:ind w:left="170"/>
+        <w:pBdr>
+          <w:left w:val="single" w:sz="18" w:space="4" w:color="1F3864"/>
+        </w:pBdr>
+        <w:shd w:val="clear" w:fill="F2F5FA"/>
+      </w:pPr>
+      <w:r>
+        <w:rPr>
+          <w:b w:val="0"/>
         </w:rPr>
         <w:t xml:space="preserve">⭐ </w:t>
       </w:r>
       <w:r>
         <w:rPr>
           <w:b/>
-          <w:sz w:val="20"/>
         </w:rPr>
         <w:t>本讲主持人速览</w:t>
       </w:r>
       <w:r>
         <w:rPr>
-          <w:sz w:val="20"/>
+          <w:b w:val="0"/>
         </w:rPr>
         <w:t>（新主持人必读，2分钟看完）</w:t>
       </w:r>
     </w:p>
     <w:p>
       <w:pPr>
-        <w:spacing w:before="40" w:after="80"/>
-        <w:ind w:left="283"/>
-        <w:shd w:val="clear" w:color="auto" w:fill="EEF2F8"/>
+        <w:ind w:left="170"/>
         <w:pBdr>
-          <w:left w:val="single" w:sz="20" w:space="6" w:color="1F3864"/>
+          <w:left w:val="single" w:sz="18" w:space="4" w:color="1F3864"/>
         </w:pBdr>
+        <w:shd w:val="clear" w:fill="F2F5FA"/>
       </w:pPr>
       <w:r>
         <w:rPr>
-          <w:sz w:val="20"/>
+          <w:b w:val="0"/>
         </w:rPr>
         <w:t>你不是老师，是“共学同行者”。你不需要懂禅修，只需要按流程走。</w:t>
       </w:r>
@@ -65,7 +73,6 @@
       <w:tblPr>
         <w:tblStyle w:val="TableGrid"/>
         <w:tblW w:type="auto" w:w="0"/>
-        <w:jc w:val="center"/>
         <w:tblLook w:firstColumn="1" w:firstRow="1" w:lastColumn="0" w:lastRow="0" w:noHBand="0" w:noVBand="1" w:val="04A0"/>
       </w:tblPr>
       <w:tblGrid>
@@ -78,17 +85,20 @@
         <w:tc>
           <w:tcPr>
             <w:tcW w:type="dxa" w:w="2409"/>
-            <w:shd w:val="clear" w:color="auto" w:fill="1F3864"/>
+            <w:shd w:val="clear" w:fill="1F3864"/>
           </w:tcPr>
           <w:p>
-            <w:pPr>
-              <w:spacing w:after="20"/>
-            </w:pPr>
             <w:r>
               <w:rPr>
-                <w:b/>
                 <w:color w:val="FFFFFF"/>
-                <w:sz w:val="19"/>
+                <w:sz w:val="18"/>
+              </w:rPr>
+            </w:r>
+            <w:r>
+              <w:rPr>
+                <w:b w:val="0"/>
+                <w:color w:val="FFFFFF"/>
+                <w:sz w:val="18"/>
               </w:rPr>
               <w:t>环节</w:t>
             </w:r>
@@ -97,17 +107,20 @@
         <w:tc>
           <w:tcPr>
             <w:tcW w:type="dxa" w:w="2409"/>
-            <w:shd w:val="clear" w:color="auto" w:fill="1F3864"/>
+            <w:shd w:val="clear" w:fill="1F3864"/>
           </w:tcPr>
           <w:p>
-            <w:pPr>
-              <w:spacing w:after="20"/>
-            </w:pPr>
             <w:r>
               <w:rPr>
-                <w:b/>
                 <w:color w:val="FFFFFF"/>
-                <w:sz w:val="19"/>
+                <w:sz w:val="18"/>
+              </w:rPr>
+            </w:r>
+            <w:r>
+              <w:rPr>
+                <w:b w:val="0"/>
+                <w:color w:val="FFFFFF"/>
+                <w:sz w:val="18"/>
               </w:rPr>
               <w:t>标准时长</w:t>
             </w:r>
@@ -116,17 +129,20 @@
         <w:tc>
           <w:tcPr>
             <w:tcW w:type="dxa" w:w="2409"/>
-            <w:shd w:val="clear" w:color="auto" w:fill="1F3864"/>
+            <w:shd w:val="clear" w:fill="1F3864"/>
           </w:tcPr>
           <w:p>
-            <w:pPr>
-              <w:spacing w:after="20"/>
-            </w:pPr>
             <w:r>
               <w:rPr>
-                <w:b/>
                 <w:color w:val="FFFFFF"/>
-                <w:sz w:val="19"/>
+                <w:sz w:val="18"/>
+              </w:rPr>
+            </w:r>
+            <w:r>
+              <w:rPr>
+                <w:b w:val="0"/>
+                <w:color w:val="FFFFFF"/>
+                <w:sz w:val="18"/>
               </w:rPr>
               <w:t>⏱ 时间不够→</w:t>
             </w:r>
@@ -135,17 +151,20 @@
         <w:tc>
           <w:tcPr>
             <w:tcW w:type="dxa" w:w="2409"/>
-            <w:shd w:val="clear" w:color="auto" w:fill="1F3864"/>
+            <w:shd w:val="clear" w:fill="1F3864"/>
           </w:tcPr>
           <w:p>
-            <w:pPr>
-              <w:spacing w:after="20"/>
-            </w:pPr>
             <w:r>
               <w:rPr>
-                <w:b/>
                 <w:color w:val="FFFFFF"/>
-                <w:sz w:val="19"/>
+                <w:sz w:val="18"/>
+              </w:rPr>
+            </w:r>
+            <w:r>
+              <w:rPr>
+                <w:b w:val="0"/>
+                <w:color w:val="FFFFFF"/>
+                <w:sz w:val="18"/>
               </w:rPr>
               <w:t>⏱ 时间富余→</w:t>
             </w:r>
@@ -158,12 +177,15 @@
             <w:tcW w:type="dxa" w:w="2409"/>
           </w:tcPr>
           <w:p>
-            <w:pPr>
-              <w:spacing w:after="20"/>
-            </w:pPr>
             <w:r>
               <w:rPr>
-                <w:sz w:val="19"/>
+                <w:sz w:val="18"/>
+              </w:rPr>
+            </w:r>
+            <w:r>
+              <w:rPr>
+                <w:b w:val="0"/>
+                <w:sz w:val="18"/>
               </w:rPr>
               <w:t>🧘 静心开场</w:t>
             </w:r>
@@ -174,12 +196,15 @@
             <w:tcW w:type="dxa" w:w="2409"/>
           </w:tcPr>
           <w:p>
-            <w:pPr>
-              <w:spacing w:after="20"/>
-            </w:pPr>
             <w:r>
               <w:rPr>
-                <w:sz w:val="19"/>
+                <w:sz w:val="18"/>
+              </w:rPr>
+            </w:r>
+            <w:r>
+              <w:rPr>
+                <w:b w:val="0"/>
+                <w:sz w:val="18"/>
               </w:rPr>
               <w:t>10 min</w:t>
             </w:r>
@@ -190,12 +215,15 @@
             <w:tcW w:type="dxa" w:w="2409"/>
           </w:tcPr>
           <w:p>
-            <w:pPr>
-              <w:spacing w:after="20"/>
-            </w:pPr>
             <w:r>
               <w:rPr>
-                <w:sz w:val="19"/>
+                <w:sz w:val="18"/>
+              </w:rPr>
+            </w:r>
+            <w:r>
+              <w:rPr>
+                <w:b w:val="0"/>
+                <w:sz w:val="18"/>
               </w:rPr>
               <w:t>缩至5 min</w:t>
             </w:r>
@@ -206,12 +234,15 @@
             <w:tcW w:type="dxa" w:w="2409"/>
           </w:tcPr>
           <w:p>
-            <w:pPr>
-              <w:spacing w:after="20"/>
-            </w:pPr>
             <w:r>
               <w:rPr>
-                <w:sz w:val="19"/>
+                <w:sz w:val="18"/>
+              </w:rPr>
+            </w:r>
+            <w:r>
+              <w:rPr>
+                <w:b w:val="0"/>
+                <w:sz w:val="18"/>
               </w:rPr>
               <w:t>加2分钟静坐</w:t>
             </w:r>
@@ -222,15 +253,18 @@
         <w:tc>
           <w:tcPr>
             <w:tcW w:type="dxa" w:w="2409"/>
-            <w:shd w:val="clear" w:color="auto" w:fill="F2F2F2"/>
+            <w:shd w:val="clear" w:fill="F2F5FA"/>
           </w:tcPr>
           <w:p>
-            <w:pPr>
-              <w:spacing w:after="20"/>
-            </w:pPr>
             <w:r>
               <w:rPr>
-                <w:sz w:val="19"/>
+                <w:sz w:val="18"/>
+              </w:rPr>
+            </w:r>
+            <w:r>
+              <w:rPr>
+                <w:b w:val="0"/>
+                <w:sz w:val="18"/>
               </w:rPr>
               <w:t>📖 共读原文</w:t>
             </w:r>
@@ -239,15 +273,18 @@
         <w:tc>
           <w:tcPr>
             <w:tcW w:type="dxa" w:w="2409"/>
-            <w:shd w:val="clear" w:color="auto" w:fill="F2F2F2"/>
+            <w:shd w:val="clear" w:fill="F2F5FA"/>
           </w:tcPr>
           <w:p>
-            <w:pPr>
-              <w:spacing w:after="20"/>
-            </w:pPr>
             <w:r>
               <w:rPr>
-                <w:sz w:val="19"/>
+                <w:sz w:val="18"/>
+              </w:rPr>
+            </w:r>
+            <w:r>
+              <w:rPr>
+                <w:b w:val="0"/>
+                <w:sz w:val="18"/>
               </w:rPr>
               <w:t>25 min</w:t>
             </w:r>
@@ -256,15 +293,18 @@
         <w:tc>
           <w:tcPr>
             <w:tcW w:type="dxa" w:w="2409"/>
-            <w:shd w:val="clear" w:color="auto" w:fill="F2F2F2"/>
+            <w:shd w:val="clear" w:fill="F2F5FA"/>
           </w:tcPr>
           <w:p>
-            <w:pPr>
-              <w:spacing w:after="20"/>
-            </w:pPr>
             <w:r>
               <w:rPr>
-                <w:sz w:val="19"/>
+                <w:sz w:val="18"/>
+              </w:rPr>
+            </w:r>
+            <w:r>
+              <w:rPr>
+                <w:b w:val="0"/>
+                <w:sz w:val="18"/>
               </w:rPr>
               <w:t>只读★核心段（约15 min）</w:t>
             </w:r>
@@ -273,15 +313,18 @@
         <w:tc>
           <w:tcPr>
             <w:tcW w:type="dxa" w:w="2409"/>
-            <w:shd w:val="clear" w:color="auto" w:fill="F2F2F2"/>
+            <w:shd w:val="clear" w:fill="F2F5FA"/>
           </w:tcPr>
           <w:p>
-            <w:pPr>
-              <w:spacing w:after="20"/>
-            </w:pPr>
             <w:r>
               <w:rPr>
-                <w:sz w:val="19"/>
+                <w:sz w:val="18"/>
+              </w:rPr>
+            </w:r>
+            <w:r>
+              <w:rPr>
+                <w:b w:val="0"/>
+                <w:sz w:val="18"/>
               </w:rPr>
               <w:t>加读◈扩展段（约40 min）</w:t>
             </w:r>
@@ -294,12 +337,15 @@
             <w:tcW w:type="dxa" w:w="2409"/>
           </w:tcPr>
           <w:p>
-            <w:pPr>
-              <w:spacing w:after="20"/>
-            </w:pPr>
             <w:r>
               <w:rPr>
-                <w:sz w:val="19"/>
+                <w:sz w:val="18"/>
+              </w:rPr>
+            </w:r>
+            <w:r>
+              <w:rPr>
+                <w:b w:val="0"/>
+                <w:sz w:val="18"/>
               </w:rPr>
               <w:t>💬 第一轮分享</w:t>
             </w:r>
@@ -310,12 +356,15 @@
             <w:tcW w:type="dxa" w:w="2409"/>
           </w:tcPr>
           <w:p>
-            <w:pPr>
-              <w:spacing w:after="20"/>
-            </w:pPr>
             <w:r>
               <w:rPr>
-                <w:sz w:val="19"/>
+                <w:sz w:val="18"/>
+              </w:rPr>
+            </w:r>
+            <w:r>
+              <w:rPr>
+                <w:b w:val="0"/>
+                <w:sz w:val="18"/>
               </w:rPr>
               <w:t>20 min</w:t>
             </w:r>
@@ -326,12 +375,15 @@
             <w:tcW w:type="dxa" w:w="2409"/>
           </w:tcPr>
           <w:p>
-            <w:pPr>
-              <w:spacing w:after="20"/>
-            </w:pPr>
             <w:r>
               <w:rPr>
-                <w:sz w:val="19"/>
+                <w:sz w:val="18"/>
+              </w:rPr>
+            </w:r>
+            <w:r>
+              <w:rPr>
+                <w:b w:val="0"/>
+                <w:sz w:val="18"/>
               </w:rPr>
               <w:t>每人1句话（约15 min）</w:t>
             </w:r>
@@ -342,12 +394,15 @@
             <w:tcW w:type="dxa" w:w="2409"/>
           </w:tcPr>
           <w:p>
-            <w:pPr>
-              <w:spacing w:after="20"/>
-            </w:pPr>
             <w:r>
               <w:rPr>
-                <w:sz w:val="19"/>
+                <w:sz w:val="18"/>
+              </w:rPr>
+            </w:r>
+            <w:r>
+              <w:rPr>
+                <w:b w:val="0"/>
+                <w:sz w:val="18"/>
               </w:rPr>
               <w:t>每人3分钟（约30 min）</w:t>
             </w:r>
@@ -358,15 +413,18 @@
         <w:tc>
           <w:tcPr>
             <w:tcW w:type="dxa" w:w="2409"/>
-            <w:shd w:val="clear" w:color="auto" w:fill="F2F2F2"/>
+            <w:shd w:val="clear" w:fill="F2F5FA"/>
           </w:tcPr>
           <w:p>
-            <w:pPr>
-              <w:spacing w:after="20"/>
-            </w:pPr>
             <w:r>
               <w:rPr>
-                <w:sz w:val="19"/>
+                <w:sz w:val="18"/>
+              </w:rPr>
+            </w:r>
+            <w:r>
+              <w:rPr>
+                <w:b w:val="0"/>
+                <w:sz w:val="18"/>
               </w:rPr>
               <w:t>🎯 主题讨论</w:t>
             </w:r>
@@ -375,15 +433,18 @@
         <w:tc>
           <w:tcPr>
             <w:tcW w:type="dxa" w:w="2409"/>
-            <w:shd w:val="clear" w:color="auto" w:fill="F2F2F2"/>
+            <w:shd w:val="clear" w:fill="F2F5FA"/>
           </w:tcPr>
           <w:p>
-            <w:pPr>
-              <w:spacing w:after="20"/>
-            </w:pPr>
             <w:r>
               <w:rPr>
-                <w:sz w:val="19"/>
+                <w:sz w:val="18"/>
+              </w:rPr>
+            </w:r>
+            <w:r>
+              <w:rPr>
+                <w:b w:val="0"/>
+                <w:sz w:val="18"/>
               </w:rPr>
               <w:t>35 min</w:t>
             </w:r>
@@ -392,15 +453,18 @@
         <w:tc>
           <w:tcPr>
             <w:tcW w:type="dxa" w:w="2409"/>
-            <w:shd w:val="clear" w:color="auto" w:fill="F2F2F2"/>
+            <w:shd w:val="clear" w:fill="F2F5FA"/>
           </w:tcPr>
           <w:p>
-            <w:pPr>
-              <w:spacing w:after="20"/>
-            </w:pPr>
             <w:r>
               <w:rPr>
-                <w:sz w:val="19"/>
+                <w:sz w:val="18"/>
+              </w:rPr>
+            </w:r>
+            <w:r>
+              <w:rPr>
+                <w:b w:val="0"/>
+                <w:sz w:val="18"/>
               </w:rPr>
               <w:t>只讨论问题①（约20 min）</w:t>
             </w:r>
@@ -409,15 +473,18 @@
         <w:tc>
           <w:tcPr>
             <w:tcW w:type="dxa" w:w="2409"/>
-            <w:shd w:val="clear" w:color="auto" w:fill="F2F2F2"/>
+            <w:shd w:val="clear" w:fill="F2F5FA"/>
           </w:tcPr>
           <w:p>
-            <w:pPr>
-              <w:spacing w:after="20"/>
-            </w:pPr>
             <w:r>
               <w:rPr>
-                <w:sz w:val="19"/>
+                <w:sz w:val="18"/>
+              </w:rPr>
+            </w:r>
+            <w:r>
+              <w:rPr>
+                <w:b w:val="0"/>
+                <w:sz w:val="18"/>
               </w:rPr>
               <w:t>讨论全部问题+扩展（约45 min）</w:t>
             </w:r>
@@ -430,12 +497,15 @@
             <w:tcW w:type="dxa" w:w="2409"/>
           </w:tcPr>
           <w:p>
-            <w:pPr>
-              <w:spacing w:after="20"/>
-            </w:pPr>
             <w:r>
               <w:rPr>
-                <w:sz w:val="19"/>
+                <w:sz w:val="18"/>
+              </w:rPr>
+            </w:r>
+            <w:r>
+              <w:rPr>
+                <w:b w:val="0"/>
+                <w:sz w:val="18"/>
               </w:rPr>
               <w:t>🧘 禅修练习</w:t>
             </w:r>
@@ -446,12 +516,15 @@
             <w:tcW w:type="dxa" w:w="2409"/>
           </w:tcPr>
           <w:p>
-            <w:pPr>
-              <w:spacing w:after="20"/>
-            </w:pPr>
             <w:r>
               <w:rPr>
-                <w:sz w:val="19"/>
+                <w:sz w:val="18"/>
+              </w:rPr>
+            </w:r>
+            <w:r>
+              <w:rPr>
+                <w:b w:val="0"/>
+                <w:sz w:val="18"/>
               </w:rPr>
               <w:t>15 min</w:t>
             </w:r>
@@ -462,12 +535,15 @@
             <w:tcW w:type="dxa" w:w="2409"/>
           </w:tcPr>
           <w:p>
-            <w:pPr>
-              <w:spacing w:after="20"/>
-            </w:pPr>
             <w:r>
               <w:rPr>
-                <w:sz w:val="19"/>
+                <w:sz w:val="18"/>
+              </w:rPr>
+            </w:r>
+            <w:r>
+              <w:rPr>
+                <w:b w:val="0"/>
+                <w:sz w:val="18"/>
               </w:rPr>
               <w:t>缩至8 min（只散播给“自己＋一位尊敬的人”两个对象）</w:t>
             </w:r>
@@ -478,12 +554,15 @@
             <w:tcW w:type="dxa" w:w="2409"/>
           </w:tcPr>
           <w:p>
-            <w:pPr>
-              <w:spacing w:after="20"/>
-            </w:pPr>
             <w:r>
               <w:rPr>
-                <w:sz w:val="19"/>
+                <w:sz w:val="18"/>
+              </w:rPr>
+            </w:r>
+            <w:r>
+              <w:rPr>
+                <w:b w:val="0"/>
+                <w:sz w:val="18"/>
               </w:rPr>
               <w:t>延长至20 min（四类对象逐一散播）</w:t>
             </w:r>
@@ -494,15 +573,18 @@
         <w:tc>
           <w:tcPr>
             <w:tcW w:type="dxa" w:w="2409"/>
-            <w:shd w:val="clear" w:color="auto" w:fill="F2F2F2"/>
+            <w:shd w:val="clear" w:fill="F2F5FA"/>
           </w:tcPr>
           <w:p>
-            <w:pPr>
-              <w:spacing w:after="20"/>
-            </w:pPr>
             <w:r>
               <w:rPr>
-                <w:sz w:val="19"/>
+                <w:sz w:val="18"/>
+              </w:rPr>
+            </w:r>
+            <w:r>
+              <w:rPr>
+                <w:b w:val="0"/>
+                <w:sz w:val="18"/>
               </w:rPr>
               <w:t>🔚 收尾回向</w:t>
             </w:r>
@@ -511,15 +593,18 @@
         <w:tc>
           <w:tcPr>
             <w:tcW w:type="dxa" w:w="2409"/>
-            <w:shd w:val="clear" w:color="auto" w:fill="F2F2F2"/>
+            <w:shd w:val="clear" w:fill="F2F5FA"/>
           </w:tcPr>
           <w:p>
-            <w:pPr>
-              <w:spacing w:after="20"/>
-            </w:pPr>
             <w:r>
               <w:rPr>
-                <w:sz w:val="19"/>
+                <w:sz w:val="18"/>
+              </w:rPr>
+            </w:r>
+            <w:r>
+              <w:rPr>
+                <w:b w:val="0"/>
+                <w:sz w:val="18"/>
               </w:rPr>
               <w:t>15 min</w:t>
             </w:r>
@@ -528,15 +613,18 @@
         <w:tc>
           <w:tcPr>
             <w:tcW w:type="dxa" w:w="2409"/>
-            <w:shd w:val="clear" w:color="auto" w:fill="F2F2F2"/>
+            <w:shd w:val="clear" w:fill="F2F5FA"/>
           </w:tcPr>
           <w:p>
-            <w:pPr>
-              <w:spacing w:after="20"/>
-            </w:pPr>
             <w:r>
               <w:rPr>
-                <w:sz w:val="19"/>
+                <w:sz w:val="18"/>
+              </w:rPr>
+            </w:r>
+            <w:r>
+              <w:rPr>
+                <w:b w:val="0"/>
+                <w:sz w:val="18"/>
               </w:rPr>
               <w:t>缩至10 min</w:t>
             </w:r>
@@ -545,15 +633,18 @@
         <w:tc>
           <w:tcPr>
             <w:tcW w:type="dxa" w:w="2409"/>
-            <w:shd w:val="clear" w:color="auto" w:fill="F2F2F2"/>
+            <w:shd w:val="clear" w:fill="F2F5FA"/>
           </w:tcPr>
           <w:p>
-            <w:pPr>
-              <w:spacing w:after="20"/>
-            </w:pPr>
             <w:r>
               <w:rPr>
-                <w:sz w:val="19"/>
+                <w:sz w:val="18"/>
+              </w:rPr>
+            </w:r>
+            <w:r>
+              <w:rPr>
+                <w:b w:val="0"/>
+                <w:sz w:val="18"/>
               </w:rPr>
               <w:t>保持</w:t>
             </w:r>
@@ -563,67 +654,97 @@
     </w:tbl>
     <w:p>
       <w:pPr>
-        <w:spacing w:before="40" w:after="80"/>
-        <w:ind w:left="283"/>
-        <w:shd w:val="clear" w:color="auto" w:fill="EEF2F8"/>
+        <w:ind w:left="170"/>
         <w:pBdr>
-          <w:left w:val="single" w:sz="20" w:space="6" w:color="1F3864"/>
+          <w:left w:val="single" w:sz="18" w:space="4" w:color="1F3864"/>
         </w:pBdr>
+        <w:shd w:val="clear" w:fill="F2F5FA"/>
       </w:pPr>
       <w:r>
         <w:rPr>
           <w:b/>
-          <w:sz w:val="20"/>
         </w:rPr>
         <w:t>主持人10条守则（精简版）</w:t>
       </w:r>
       <w:r>
         <w:rPr>
-          <w:sz w:val="20"/>
+          <w:b w:val="0"/>
         </w:rPr>
-        <w:t>： ① 不讲解、不提供答案——让原文自己说话；② 有人问“正确答案”→说“先听听大家的看法”；③ 冷场→主持人先分享自己的真实感受；④ 跑题→温和拉回：“这个有意思，我们回到今天的原文”；⑤ 争论→“两种看法都很好，大家保留自己的理解”；⑥ 确保人人发言；⑦ 不评判任何人的分享；⑧ 时间到了就推进；⑨ 禅修练习照读引导词即可；⑩ 结束一起回向。</w:t>
+        <w:t>：</w:t>
       </w:r>
     </w:p>
     <w:p>
       <w:pPr>
-        <w:spacing w:before="40" w:after="80"/>
-        <w:ind w:left="283"/>
-        <w:shd w:val="clear" w:color="auto" w:fill="EEF2F8"/>
+        <w:ind w:left="170"/>
         <w:pBdr>
-          <w:left w:val="single" w:sz="20" w:space="6" w:color="1F3864"/>
+          <w:left w:val="single" w:sz="18" w:space="4" w:color="1F3864"/>
         </w:pBdr>
+        <w:shd w:val="clear" w:fill="F2F5FA"/>
+      </w:pPr>
+      <w:r>
+        <w:rPr>
+          <w:b w:val="0"/>
+        </w:rPr>
+        <w:t>① 不讲解、不提供答案——让原文自己说话；② 有人问“正确答案”→说“先听听大家的看法”；③ 冷场→主持人先分享自己的真实感受；④ 跑题→温和拉回：“这个有意思，我们回到今天的原文”；⑤ 争论→“两种看法都很好，大家保留自己的理解”；⑥ 确保人人发言；⑦ 不评判任何人的分享；⑧ 时间到了就推进；⑨ 禅修练习照读引导词即可；⑩ 结束一起回向。</w:t>
+      </w:r>
+    </w:p>
+    <w:p>
+      <w:pPr>
+        <w:ind w:left="170"/>
+        <w:pBdr>
+          <w:left w:val="single" w:sz="18" w:space="4" w:color="1F3864"/>
+        </w:pBdr>
+        <w:shd w:val="clear" w:fill="F2F5FA"/>
       </w:pPr>
       <w:r>
         <w:rPr>
           <w:b/>
-          <w:sz w:val="20"/>
         </w:rPr>
         <w:t>读书会03：四护卫禅实修 · 第2周</w:t>
       </w:r>
+    </w:p>
+    <w:p>
+      <w:pPr>
+        <w:ind w:left="170"/>
+        <w:pBdr>
+          <w:left w:val="single" w:sz="18" w:space="4" w:color="1F3864"/>
+        </w:pBdr>
+        <w:shd w:val="clear" w:fill="F2F5FA"/>
+      </w:pPr>
       <w:r>
         <w:rPr>
-          <w:sz w:val="20"/>
+          <w:b w:val="0"/>
         </w:rPr>
-        <w:t xml:space="preserve"> 主持人：你不需要提前懂禅修，按本手册推进即可。 本周主题：慈心禅修习（居首）。一句话：慈心禅是四护卫禅的第一个护卫——它以无量有情为所缘、直接对治嗔心；修法从自己开始，依次散播给尊敬喜爱的人、中性的人、不喜欢的人，用四句祝愿：“愿我没有敌意、没有内心的痛苦、没有身体的痛苦、保有自己的快乐”；慈心圆满时，人对五百二十八类有情遍满慈爱——“有慈心就不会有伤害，有慈心就不会有敌人”。</w:t>
+        <w:t>主持人：你不需要提前懂禅修，按本手册推进即可。</w:t>
+      </w:r>
+    </w:p>
+    <w:p>
+      <w:pPr>
+        <w:ind w:left="170"/>
+        <w:pBdr>
+          <w:left w:val="single" w:sz="18" w:space="4" w:color="1F3864"/>
+        </w:pBdr>
+        <w:shd w:val="clear" w:fill="F2F5FA"/>
+      </w:pPr>
+      <w:r>
+        <w:rPr>
+          <w:b w:val="0"/>
+        </w:rPr>
+        <w:t>本周主题：慈心禅修习（居首）。一句话：慈心禅是四护卫禅的第一个护卫——它以无量有情为所缘、直接对治嗔心；修法从自己开始，依次散播给尊敬喜爱的人、中性的人、不喜欢的人，用四句祝愿：“愿我没有敌意、没有内心的痛苦、没有身体的痛苦、保有自己的快乐”；慈心圆满时，人对五百二十八类有情遍满慈爱——“有慈心就不会有伤害，有慈心就不会有敌人”。</w:t>
       </w:r>
       <w:r>
         <w:rPr>
           <w:b/>
-          <w:sz w:val="20"/>
         </w:rPr>
         <w:t>全部原文均为录音转写整理文字（已校对明显同音错字），可直接共读；《应作慈爱经》整篇原文本周不复用，九戒仅以条目式摘引呈现。</w:t>
       </w:r>
     </w:p>
     <w:p>
-      <w:pPr>
-        <w:spacing w:before="160" w:after="80"/>
-      </w:pPr>
       <w:r>
         <w:rPr>
-          <w:rFonts w:ascii="Microsoft YaHei" w:hAnsi="Microsoft YaHei" w:eastAsia="Microsoft YaHei"/>
           <w:b/>
           <w:color w:val="1F3864"/>
-          <w:sz w:val="28"/>
+          <w:sz w:val="26"/>
         </w:rPr>
         <w:t>📋 本周信息卡</w:t>
       </w:r>
@@ -632,7 +753,6 @@
       <w:tblPr>
         <w:tblStyle w:val="TableGrid"/>
         <w:tblW w:type="auto" w:w="0"/>
-        <w:jc w:val="center"/>
         <w:tblLook w:firstColumn="1" w:firstRow="1" w:lastColumn="0" w:lastRow="0" w:noHBand="0" w:noVBand="1" w:val="04A0"/>
       </w:tblPr>
       <w:tblGrid>
@@ -643,17 +763,20 @@
         <w:tc>
           <w:tcPr>
             <w:tcW w:type="dxa" w:w="4819"/>
-            <w:shd w:val="clear" w:color="auto" w:fill="1F3864"/>
+            <w:shd w:val="clear" w:fill="1F3864"/>
           </w:tcPr>
           <w:p>
-            <w:pPr>
-              <w:spacing w:after="20"/>
-            </w:pPr>
             <w:r>
               <w:rPr>
-                <w:b/>
                 <w:color w:val="FFFFFF"/>
-                <w:sz w:val="19"/>
+                <w:sz w:val="18"/>
+              </w:rPr>
+            </w:r>
+            <w:r>
+              <w:rPr>
+                <w:b w:val="0"/>
+                <w:color w:val="FFFFFF"/>
+                <w:sz w:val="18"/>
               </w:rPr>
               <w:t>项目</w:t>
             </w:r>
@@ -662,17 +785,20 @@
         <w:tc>
           <w:tcPr>
             <w:tcW w:type="dxa" w:w="4819"/>
-            <w:shd w:val="clear" w:color="auto" w:fill="1F3864"/>
+            <w:shd w:val="clear" w:fill="1F3864"/>
           </w:tcPr>
           <w:p>
-            <w:pPr>
-              <w:spacing w:after="20"/>
-            </w:pPr>
             <w:r>
               <w:rPr>
-                <w:b/>
                 <w:color w:val="FFFFFF"/>
-                <w:sz w:val="19"/>
+                <w:sz w:val="18"/>
+              </w:rPr>
+            </w:r>
+            <w:r>
+              <w:rPr>
+                <w:b w:val="0"/>
+                <w:color w:val="FFFFFF"/>
+                <w:sz w:val="18"/>
               </w:rPr>
               <w:t>内容</w:t>
             </w:r>
@@ -685,12 +811,15 @@
             <w:tcW w:type="dxa" w:w="4819"/>
           </w:tcPr>
           <w:p>
-            <w:pPr>
-              <w:spacing w:after="20"/>
-            </w:pPr>
             <w:r>
               <w:rPr>
-                <w:sz w:val="19"/>
+                <w:sz w:val="18"/>
+              </w:rPr>
+            </w:r>
+            <w:r>
+              <w:rPr>
+                <w:b w:val="0"/>
+                <w:sz w:val="18"/>
               </w:rPr>
               <w:t>时长</w:t>
             </w:r>
@@ -701,12 +830,15 @@
             <w:tcW w:type="dxa" w:w="4819"/>
           </w:tcPr>
           <w:p>
-            <w:pPr>
-              <w:spacing w:after="20"/>
-            </w:pPr>
             <w:r>
               <w:rPr>
-                <w:sz w:val="19"/>
+                <w:sz w:val="18"/>
+              </w:rPr>
+            </w:r>
+            <w:r>
+              <w:rPr>
+                <w:b w:val="0"/>
+                <w:sz w:val="18"/>
               </w:rPr>
               <w:t>120分钟</w:t>
             </w:r>
@@ -717,15 +849,18 @@
         <w:tc>
           <w:tcPr>
             <w:tcW w:type="dxa" w:w="4819"/>
-            <w:shd w:val="clear" w:color="auto" w:fill="F2F2F2"/>
+            <w:shd w:val="clear" w:fill="F2F5FA"/>
           </w:tcPr>
           <w:p>
-            <w:pPr>
-              <w:spacing w:after="20"/>
-            </w:pPr>
             <w:r>
               <w:rPr>
-                <w:sz w:val="19"/>
+                <w:sz w:val="18"/>
+              </w:rPr>
+            </w:r>
+            <w:r>
+              <w:rPr>
+                <w:b w:val="0"/>
+                <w:sz w:val="18"/>
               </w:rPr>
               <w:t>核心问题</w:t>
             </w:r>
@@ -734,15 +869,18 @@
         <w:tc>
           <w:tcPr>
             <w:tcW w:type="dxa" w:w="4819"/>
-            <w:shd w:val="clear" w:color="auto" w:fill="F2F2F2"/>
+            <w:shd w:val="clear" w:fill="F2F5FA"/>
           </w:tcPr>
           <w:p>
-            <w:pPr>
-              <w:spacing w:after="20"/>
-            </w:pPr>
             <w:r>
               <w:rPr>
-                <w:sz w:val="19"/>
+                <w:sz w:val="18"/>
+              </w:rPr>
+            </w:r>
+            <w:r>
+              <w:rPr>
+                <w:b w:val="0"/>
+                <w:sz w:val="18"/>
               </w:rPr>
               <w:t>为什么慈心排在四护卫禅第一位？慈心怎么从自己开始，一步步散播出去？</w:t>
             </w:r>
@@ -755,12 +893,15 @@
             <w:tcW w:type="dxa" w:w="4819"/>
           </w:tcPr>
           <w:p>
-            <w:pPr>
-              <w:spacing w:after="20"/>
-            </w:pPr>
             <w:r>
               <w:rPr>
-                <w:sz w:val="19"/>
+                <w:sz w:val="18"/>
+              </w:rPr>
+            </w:r>
+            <w:r>
+              <w:rPr>
+                <w:b w:val="0"/>
+                <w:sz w:val="18"/>
               </w:rPr>
               <w:t>共读原文</w:t>
             </w:r>
@@ -771,12 +912,15 @@
             <w:tcW w:type="dxa" w:w="4819"/>
           </w:tcPr>
           <w:p>
-            <w:pPr>
-              <w:spacing w:after="20"/>
-            </w:pPr>
             <w:r>
               <w:rPr>
-                <w:sz w:val="19"/>
+                <w:sz w:val="18"/>
+              </w:rPr>
+            </w:r>
+            <w:r>
+              <w:rPr>
+                <w:b w:val="0"/>
+                <w:sz w:val="18"/>
               </w:rPr>
               <w:t>① 慈心禅定义与防护利益：四梵住之一、四护卫之首、取无量有情为所缘、对治嗔心；乌达拉与滚烫的油；四类对象与四句祝愿（录音转写·依据录音转写整理）② 四步扩展与四句祝福语：自己→喜爱尊敬同性→中性→敌人；慈心遍满；突破亲疏界限；实修念诵原文；慈心九戒（条目式摘引）（录音转写·依据录音转写整理）③ 十一种利益与对治嗔恚：“一丝丝的嗔恨都没有”（录音转写·依据录音转写整理）</w:t>
             </w:r>
@@ -787,15 +931,18 @@
         <w:tc>
           <w:tcPr>
             <w:tcW w:type="dxa" w:w="4819"/>
-            <w:shd w:val="clear" w:color="auto" w:fill="F2F2F2"/>
+            <w:shd w:val="clear" w:fill="F2F5FA"/>
           </w:tcPr>
           <w:p>
-            <w:pPr>
-              <w:spacing w:after="20"/>
-            </w:pPr>
             <w:r>
               <w:rPr>
-                <w:sz w:val="19"/>
+                <w:sz w:val="18"/>
+              </w:rPr>
+            </w:r>
+            <w:r>
+              <w:rPr>
+                <w:b w:val="0"/>
+                <w:sz w:val="18"/>
               </w:rPr>
               <w:t>本周作业</w:t>
             </w:r>
@@ -804,15 +951,18 @@
         <w:tc>
           <w:tcPr>
             <w:tcW w:type="dxa" w:w="4819"/>
-            <w:shd w:val="clear" w:color="auto" w:fill="F2F2F2"/>
+            <w:shd w:val="clear" w:fill="F2F5FA"/>
           </w:tcPr>
           <w:p>
-            <w:pPr>
-              <w:spacing w:after="20"/>
-            </w:pPr>
             <w:r>
               <w:rPr>
-                <w:sz w:val="19"/>
+                <w:sz w:val="18"/>
+              </w:rPr>
+            </w:r>
+            <w:r>
+              <w:rPr>
+                <w:b w:val="0"/>
+                <w:sz w:val="18"/>
               </w:rPr>
               <w:t>每天对一类对象散播慈爱5分钟（从“自己”或“尊敬喜爱的人”任选一类开始）</w:t>
             </w:r>
@@ -821,15 +971,11 @@
       </w:tr>
     </w:tbl>
     <w:p>
-      <w:pPr>
-        <w:spacing w:before="160" w:after="80"/>
-      </w:pPr>
       <w:r>
         <w:rPr>
-          <w:rFonts w:ascii="Microsoft YaHei" w:hAnsi="Microsoft YaHei" w:eastAsia="Microsoft YaHei"/>
           <w:b/>
           <w:color w:val="1F3864"/>
-          <w:sz w:val="28"/>
+          <w:sz w:val="26"/>
         </w:rPr>
         <w:t>⏱ 时间弹性指南（本讲通用）</w:t>
       </w:r>
@@ -838,7 +984,6 @@
       <w:tblPr>
         <w:tblStyle w:val="TableGrid"/>
         <w:tblW w:type="auto" w:w="0"/>
-        <w:jc w:val="center"/>
         <w:tblLook w:firstColumn="1" w:firstRow="1" w:lastColumn="0" w:lastRow="0" w:noHBand="0" w:noVBand="1" w:val="04A0"/>
       </w:tblPr>
       <w:tblGrid>
@@ -849,17 +994,20 @@
         <w:tc>
           <w:tcPr>
             <w:tcW w:type="dxa" w:w="4819"/>
-            <w:shd w:val="clear" w:color="auto" w:fill="1F3864"/>
+            <w:shd w:val="clear" w:fill="1F3864"/>
           </w:tcPr>
           <w:p>
-            <w:pPr>
-              <w:spacing w:after="20"/>
-            </w:pPr>
             <w:r>
               <w:rPr>
-                <w:b/>
                 <w:color w:val="FFFFFF"/>
-                <w:sz w:val="19"/>
+                <w:sz w:val="18"/>
+              </w:rPr>
+            </w:r>
+            <w:r>
+              <w:rPr>
+                <w:b w:val="0"/>
+                <w:color w:val="FFFFFF"/>
+                <w:sz w:val="18"/>
               </w:rPr>
               <w:t>情况</w:t>
             </w:r>
@@ -868,17 +1016,20 @@
         <w:tc>
           <w:tcPr>
             <w:tcW w:type="dxa" w:w="4819"/>
-            <w:shd w:val="clear" w:color="auto" w:fill="1F3864"/>
+            <w:shd w:val="clear" w:fill="1F3864"/>
           </w:tcPr>
           <w:p>
-            <w:pPr>
-              <w:spacing w:after="20"/>
-            </w:pPr>
             <w:r>
               <w:rPr>
-                <w:b/>
                 <w:color w:val="FFFFFF"/>
-                <w:sz w:val="19"/>
+                <w:sz w:val="18"/>
+              </w:rPr>
+            </w:r>
+            <w:r>
+              <w:rPr>
+                <w:b w:val="0"/>
+                <w:color w:val="FFFFFF"/>
+                <w:sz w:val="18"/>
               </w:rPr>
               <w:t>应对方法</w:t>
             </w:r>
@@ -891,19 +1042,22 @@
             <w:tcW w:type="dxa" w:w="4819"/>
           </w:tcPr>
           <w:p>
-            <w:pPr>
-              <w:spacing w:after="20"/>
-            </w:pPr>
+            <w:r>
+              <w:rPr>
+                <w:sz w:val="18"/>
+              </w:rPr>
+            </w:r>
             <w:r>
               <w:rPr>
                 <w:b/>
-                <w:sz w:val="19"/>
+                <w:sz w:val="18"/>
               </w:rPr>
               <w:t>时间不够</w:t>
             </w:r>
             <w:r>
               <w:rPr>
-                <w:sz w:val="19"/>
+                <w:b w:val="0"/>
+                <w:sz w:val="18"/>
               </w:rPr>
               <w:t>（共读太长/讨论超时）</w:t>
             </w:r>
@@ -914,25 +1068,29 @@
             <w:tcW w:type="dxa" w:w="4819"/>
           </w:tcPr>
           <w:p>
-            <w:pPr>
-              <w:spacing w:after="20"/>
-            </w:pPr>
             <w:r>
               <w:rPr>
-                <w:sz w:val="19"/>
+                <w:sz w:val="18"/>
+              </w:rPr>
+            </w:r>
+            <w:r>
+              <w:rPr>
+                <w:b w:val="0"/>
+                <w:sz w:val="18"/>
               </w:rPr>
               <w:t xml:space="preserve">① 静心开场缩至5分钟；② 共读原文只读标注 </w:t>
             </w:r>
             <w:r>
               <w:rPr>
                 <w:b/>
-                <w:sz w:val="19"/>
+                <w:sz w:val="18"/>
               </w:rPr>
               <w:t>★核心</w:t>
             </w:r>
             <w:r>
               <w:rPr>
-                <w:sz w:val="19"/>
+                <w:b w:val="0"/>
+                <w:sz w:val="18"/>
               </w:rPr>
               <w:t xml:space="preserve"> 的段落（材料②的◈扩展典故段可整段跳过）；③ 第一轮分享每人只说一句话；④ 主题讨论只讨论问题①；⑤ 禅修练习缩至8分钟（只散播给“自己＋一位尊敬的人”两个对象）；⑥ 收尾回向缩至10分钟</w:t>
             </w:r>
@@ -943,22 +1101,25 @@
         <w:tc>
           <w:tcPr>
             <w:tcW w:type="dxa" w:w="4819"/>
-            <w:shd w:val="clear" w:color="auto" w:fill="F2F2F2"/>
+            <w:shd w:val="clear" w:fill="F2F5FA"/>
           </w:tcPr>
           <w:p>
-            <w:pPr>
-              <w:spacing w:after="20"/>
-            </w:pPr>
+            <w:r>
+              <w:rPr>
+                <w:sz w:val="18"/>
+              </w:rPr>
+            </w:r>
             <w:r>
               <w:rPr>
                 <w:b/>
-                <w:sz w:val="19"/>
+                <w:sz w:val="18"/>
               </w:rPr>
               <w:t>时间富余</w:t>
             </w:r>
             <w:r>
               <w:rPr>
-                <w:sz w:val="19"/>
+                <w:b w:val="0"/>
+                <w:sz w:val="18"/>
               </w:rPr>
               <w:t>（共读快/讨论提前结束）</w:t>
             </w:r>
@@ -967,15 +1128,18 @@
         <w:tc>
           <w:tcPr>
             <w:tcW w:type="dxa" w:w="4819"/>
-            <w:shd w:val="clear" w:color="auto" w:fill="F2F2F2"/>
+            <w:shd w:val="clear" w:fill="F2F5FA"/>
           </w:tcPr>
           <w:p>
-            <w:pPr>
-              <w:spacing w:after="20"/>
-            </w:pPr>
             <w:r>
               <w:rPr>
-                <w:sz w:val="19"/>
+                <w:sz w:val="18"/>
+              </w:rPr>
+            </w:r>
+            <w:r>
+              <w:rPr>
+                <w:b w:val="0"/>
+                <w:sz w:val="18"/>
               </w:rPr>
               <w:t>① 用“📚 扩展内容包”中的补充原文段落继续共读；② 增加扩展讨论问题；③ 延长禅修练习（四类对象逐一散播）；④ 增加“每人分享一句自己最有感觉的祝愿语”环节</w:t>
             </w:r>
@@ -985,43 +1149,37 @@
     </w:tbl>
     <w:p>
       <w:pPr>
-        <w:spacing w:before="40" w:after="80"/>
-        <w:ind w:left="283"/>
-        <w:shd w:val="clear" w:color="auto" w:fill="EEF2F8"/>
+        <w:ind w:left="170"/>
         <w:pBdr>
-          <w:left w:val="single" w:sz="20" w:space="6" w:color="1F3864"/>
+          <w:left w:val="single" w:sz="18" w:space="4" w:color="1F3864"/>
         </w:pBdr>
+        <w:shd w:val="clear" w:fill="F2F5FA"/>
       </w:pPr>
       <w:r>
         <w:rPr>
-          <w:sz w:val="20"/>
+          <w:b w:val="0"/>
         </w:rPr>
         <w:t>💡 原则：</w:t>
       </w:r>
       <w:r>
         <w:rPr>
           <w:b/>
-          <w:sz w:val="20"/>
         </w:rPr>
         <w:t>讨论比读完重要，体验比讲完重要。</w:t>
       </w:r>
       <w:r>
         <w:rPr>
-          <w:sz w:val="20"/>
+          <w:b w:val="0"/>
         </w:rPr>
         <w:t xml:space="preserve"> 宁可跳过后半段原文，也要让每个人都有机会说话。</w:t>
       </w:r>
     </w:p>
     <w:p>
-      <w:pPr>
-        <w:spacing w:before="160" w:after="80"/>
-      </w:pPr>
       <w:r>
         <w:rPr>
-          <w:rFonts w:ascii="Microsoft YaHei" w:hAnsi="Microsoft YaHei" w:eastAsia="Microsoft YaHei"/>
           <w:b/>
           <w:color w:val="1F3864"/>
-          <w:sz w:val="28"/>
+          <w:sz w:val="26"/>
         </w:rPr>
         <w:t>🧘 静心开场（10 min）</w:t>
       </w:r>
@@ -1030,385 +1188,359 @@
       <w:r>
         <w:rPr>
           <w:b/>
-          <w:sz w:val="21"/>
         </w:rPr>
         <w:t>主持人引导语</w:t>
       </w:r>
       <w:r>
         <w:rPr>
-          <w:sz w:val="21"/>
+          <w:b w:val="0"/>
         </w:rPr>
         <w:t>（照读即可）：</w:t>
       </w:r>
     </w:p>
     <w:p>
       <w:pPr>
-        <w:spacing w:before="40" w:after="80"/>
-        <w:ind w:left="283"/>
-        <w:shd w:val="clear" w:color="auto" w:fill="EEF2F8"/>
+        <w:ind w:left="170"/>
         <w:pBdr>
-          <w:left w:val="single" w:sz="20" w:space="6" w:color="1F3864"/>
+          <w:left w:val="single" w:sz="18" w:space="4" w:color="1F3864"/>
         </w:pBdr>
+        <w:shd w:val="clear" w:fill="F2F5FA"/>
       </w:pPr>
       <w:r>
         <w:rPr>
-          <w:sz w:val="20"/>
+          <w:b w:val="0"/>
         </w:rPr>
-        <w:t>我们先静坐一分钟。闭上眼睛，感受自己的呼吸，让心慢慢安静下来。（停顿60秒） 开始之前，请大家先想象一个画面：一位你很在乎的朋友，今天很累、很沮丧地坐在你面前——你会对他说什么？多半是轻声的、柔软的话。可是同样的话，我们很少对自己说。我们花了很多温柔去对待别人，却常常用最苛刻的方式对待自己。 这一周的主题是“慈心禅修习（居首）”——慈心禅，是佛陀给修行人的第一件“护身之物”。尊者说：“一个不会爱自己的人，不会爱别人。”所以这个练习的第一站，是自己。今天我们会学到四句祝愿，也会试着把它们先送给自己。在这里，我们不比谁更有爱心，也不要求自己“马上不生气”——只是把原文摊开，一起读、一起试、一起说。今天的环节是：一起读三段原文、第一轮分享、主题讨论，最后是一段15分钟的慈心练习——四句祝愿，我们照着念就好。</w:t>
+        <w:t>我们先静坐一分钟。闭上眼睛，感受自己的呼吸，让心慢慢安静下来。（停顿60秒）</w:t>
       </w:r>
     </w:p>
     <w:p>
       <w:pPr>
-        <w:spacing w:before="40" w:after="80"/>
-        <w:ind w:left="283"/>
-        <w:shd w:val="clear" w:color="auto" w:fill="EEF2F8"/>
+        <w:ind w:left="170"/>
         <w:pBdr>
-          <w:left w:val="single" w:sz="20" w:space="6" w:color="1F3864"/>
+          <w:left w:val="single" w:sz="18" w:space="4" w:color="1F3864"/>
         </w:pBdr>
+        <w:shd w:val="clear" w:fill="F2F5FA"/>
       </w:pPr>
       <w:r>
         <w:rPr>
-          <w:sz w:val="20"/>
+          <w:b w:val="0"/>
+        </w:rPr>
+        <w:t>开始之前，请大家先想象一个画面：一位你很在乎的朋友，今天很累、很沮丧地坐在你面前——你会对他说什么？多半是轻声的、柔软的话。可是同样的话，我们很少对自己说。我们花了很多温柔去对待别人，却常常用最苛刻的方式对待自己。</w:t>
+      </w:r>
+    </w:p>
+    <w:p>
+      <w:pPr>
+        <w:ind w:left="170"/>
+        <w:pBdr>
+          <w:left w:val="single" w:sz="18" w:space="4" w:color="1F3864"/>
+        </w:pBdr>
+        <w:shd w:val="clear" w:fill="F2F5FA"/>
+      </w:pPr>
+      <w:r>
+        <w:rPr>
+          <w:b w:val="0"/>
+        </w:rPr>
+        <w:t>这一周的主题是“慈心禅修习（居首）”——慈心禅，是佛陀给修行人的第一件“护身之物”。尊者说：“一个不会爱自己的人，不会爱别人。”所以这个练习的第一站，是自己。今天我们会学到四句祝愿，也会试着把它们先送给自己。在这里，我们不比谁更有爱心，也不要求自己“马上不生气”——只是把原文摊开，一起读、一起试、一起说。今天的环节是：一起读三段原文、第一轮分享、主题讨论，最后是一段15分钟的慈心练习——四句祝愿，我们照着念就好。</w:t>
+      </w:r>
+    </w:p>
+    <w:p>
+      <w:pPr>
+        <w:ind w:left="170"/>
+        <w:pBdr>
+          <w:left w:val="single" w:sz="18" w:space="4" w:color="1F3864"/>
+        </w:pBdr>
+        <w:shd w:val="clear" w:fill="F2F5FA"/>
+      </w:pPr>
+      <w:r>
+        <w:rPr>
+          <w:b w:val="0"/>
         </w:rPr>
         <w:t xml:space="preserve">💬 </w:t>
       </w:r>
       <w:r>
         <w:rPr>
           <w:b/>
-          <w:sz w:val="20"/>
         </w:rPr>
         <w:t>破冰｜3–5分钟</w:t>
       </w:r>
       <w:r>
         <w:rPr>
-          <w:sz w:val="20"/>
+          <w:b w:val="0"/>
         </w:rPr>
         <w:t>：这周，你对自己说过一句温柔的话吗？如果没有，此刻你最想对自己说的一句是什么？</w:t>
       </w:r>
     </w:p>
     <w:p>
       <w:pPr>
-        <w:spacing w:before="40" w:after="80"/>
-        <w:ind w:left="283"/>
-        <w:shd w:val="clear" w:color="auto" w:fill="EEF2F8"/>
+        <w:ind w:left="170"/>
         <w:pBdr>
-          <w:left w:val="single" w:sz="20" w:space="6" w:color="1F3864"/>
+          <w:left w:val="single" w:sz="18" w:space="4" w:color="1F3864"/>
         </w:pBdr>
+        <w:shd w:val="clear" w:fill="F2F5FA"/>
       </w:pPr>
       <w:r>
         <w:rPr>
-          <w:sz w:val="20"/>
+          <w:b w:val="0"/>
         </w:rPr>
         <w:t xml:space="preserve">🛡️ </w:t>
       </w:r>
       <w:r>
         <w:rPr>
           <w:b/>
-          <w:sz w:val="20"/>
         </w:rPr>
         <w:t>心理安全三约定</w:t>
       </w:r>
       <w:r>
         <w:rPr>
-          <w:sz w:val="20"/>
+          <w:b w:val="0"/>
         </w:rPr>
         <w:t xml:space="preserve">（每次开场在心里过一遍）：① </w:t>
       </w:r>
       <w:r>
         <w:rPr>
           <w:b/>
-          <w:sz w:val="20"/>
         </w:rPr>
         <w:t>保密</w:t>
       </w:r>
       <w:r>
         <w:rPr>
-          <w:sz w:val="20"/>
+          <w:b w:val="0"/>
         </w:rPr>
         <w:t xml:space="preserve">——这里说的话不出这间屋子；② </w:t>
       </w:r>
       <w:r>
         <w:rPr>
           <w:b/>
-          <w:sz w:val="20"/>
         </w:rPr>
         <w:t>不评判</w:t>
       </w:r>
       <w:r>
         <w:rPr>
-          <w:sz w:val="20"/>
+          <w:b w:val="0"/>
         </w:rPr>
         <w:t xml:space="preserve">——不评价任何人的分享，也不急着评价自己；③ </w:t>
       </w:r>
       <w:r>
         <w:rPr>
           <w:b/>
-          <w:sz w:val="20"/>
         </w:rPr>
         <w:t>可随时暂停</w:t>
       </w:r>
       <w:r>
         <w:rPr>
-          <w:sz w:val="20"/>
+          <w:b w:val="0"/>
         </w:rPr>
         <w:t>——任何时候觉得不舒服，都可以停下来休息、喝水或离开，不需要解释。</w:t>
       </w:r>
     </w:p>
     <w:p>
-      <w:pPr>
-        <w:spacing w:before="160" w:after="80"/>
-      </w:pPr>
       <w:r>
         <w:rPr>
-          <w:rFonts w:ascii="Microsoft YaHei" w:hAnsi="Microsoft YaHei" w:eastAsia="Microsoft YaHei"/>
           <w:b/>
           <w:color w:val="1F3864"/>
-          <w:sz w:val="28"/>
+          <w:sz w:val="26"/>
         </w:rPr>
         <w:t>📖 共读原文（25 min）</w:t>
       </w:r>
     </w:p>
     <w:p>
       <w:pPr>
-        <w:spacing w:before="40" w:after="80"/>
-        <w:ind w:left="283"/>
-        <w:shd w:val="clear" w:color="auto" w:fill="EEF2F8"/>
+        <w:ind w:left="170"/>
         <w:pBdr>
-          <w:left w:val="single" w:sz="20" w:space="6" w:color="1F3864"/>
+          <w:left w:val="single" w:sz="18" w:space="4" w:color="1F3864"/>
         </w:pBdr>
+        <w:shd w:val="clear" w:fill="F2F5FA"/>
       </w:pPr>
       <w:r>
         <w:rPr>
-          <w:sz w:val="20"/>
+          <w:b w:val="0"/>
         </w:rPr>
         <w:t xml:space="preserve">🔖 </w:t>
       </w:r>
       <w:r>
         <w:rPr>
           <w:b/>
-          <w:sz w:val="20"/>
         </w:rPr>
         <w:t>【本周朗读段·起】</w:t>
       </w:r>
       <w:r>
         <w:rPr>
-          <w:sz w:val="20"/>
+          <w:b w:val="0"/>
         </w:rPr>
-        <w:t>（以下为本讲建议照读的原文，中等稍慢约 25 分钟；其余内容为默读／选读／延伸） ⚠️ 主持人操作：以下为完整原文文字，可直接照读或让大家轮流朗读，无需查知识库。出处信息见各材料下方；转写段落前的时间码（如[00:01:45]）是出处标记，朗读时跳过不念；（ ）内为整理注记，同样跳过不念。</w:t>
+        <w:t>（以下为本讲建议照读的原文，中等稍慢约 25 分钟；其余内容为默读／选读／延伸）</w:t>
       </w:r>
     </w:p>
     <w:p>
       <w:pPr>
-        <w:spacing w:before="120" w:after="80"/>
+        <w:ind w:left="170"/>
+        <w:pBdr>
+          <w:left w:val="single" w:sz="18" w:space="4" w:color="1F3864"/>
+        </w:pBdr>
+        <w:shd w:val="clear" w:fill="F2F5FA"/>
       </w:pPr>
       <w:r>
         <w:rPr>
-          <w:rFonts w:ascii="Microsoft YaHei" w:hAnsi="Microsoft YaHei" w:eastAsia="Microsoft YaHei"/>
+          <w:b w:val="0"/>
+        </w:rPr>
+        <w:t>⚠️ 主持人操作：以下为完整原文文字，可直接照读或让大家轮流朗读，无需查知识库。出处信息见各材料下方；转写段落前的时间码（如[00:01:45]）是出处标记，朗读时跳过不念；（ ）内为整理注记，同样跳过不念。</w:t>
+      </w:r>
+    </w:p>
+    <w:p>
+      <w:r>
+        <w:rPr>
           <w:b/>
           <w:color w:val="1F3864"/>
-          <w:sz w:val="25"/>
+          <w:sz w:val="23"/>
         </w:rPr>
         <w:t>原文材料①：慈心禅的定义、四类对象与祝愿次第、防护利益</w:t>
       </w:r>
     </w:p>
     <w:p>
       <w:pPr>
-        <w:spacing w:before="40" w:after="80"/>
-        <w:ind w:left="283"/>
-        <w:shd w:val="clear" w:color="auto" w:fill="EEF2F8"/>
+        <w:ind w:left="170"/>
         <w:pBdr>
-          <w:left w:val="single" w:sz="20" w:space="6" w:color="1F3864"/>
+          <w:left w:val="single" w:sz="18" w:space="4" w:color="1F3864"/>
         </w:pBdr>
+        <w:shd w:val="clear" w:fill="F2F5FA"/>
       </w:pPr>
       <w:r>
         <w:rPr>
           <w:b/>
-          <w:sz w:val="20"/>
         </w:rPr>
         <w:t>段落优先级</w:t>
       </w:r>
       <w:r>
         <w:rPr>
-          <w:sz w:val="20"/>
+          <w:b w:val="0"/>
         </w:rPr>
         <w:t>：★核心必读（时间不够时只读★段落）｜◈扩展段落（时间富余时读）</w:t>
       </w:r>
     </w:p>
     <w:p>
       <w:pPr>
-        <w:ind w:left="340"/>
-      </w:pPr>
-      <w:r>
-        <w:rPr>
-          <w:color w:val="1F3864"/>
-          <w:sz w:val="21"/>
-        </w:rPr>
-        <w:t xml:space="preserve">• </w:t>
-      </w:r>
+        <w:pStyle w:val="ListBullet"/>
+      </w:pPr>
       <w:r>
         <w:rPr>
           <w:b/>
-          <w:sz w:val="21"/>
         </w:rPr>
         <w:t>标题</w:t>
       </w:r>
       <w:r>
         <w:rPr>
-          <w:sz w:val="21"/>
+          <w:b w:val="0"/>
         </w:rPr>
         <w:t>：《04_慈心修习-古源尊者-20240623》（"慈心禅定义""四类对象与祝愿""防护利益"部分）</w:t>
       </w:r>
     </w:p>
     <w:p>
       <w:pPr>
-        <w:ind w:left="340"/>
-      </w:pPr>
-      <w:r>
-        <w:rPr>
-          <w:color w:val="1F3864"/>
-          <w:sz w:val="21"/>
-        </w:rPr>
-        <w:t xml:space="preserve">• </w:t>
-      </w:r>
+        <w:pStyle w:val="ListBullet"/>
+      </w:pPr>
       <w:r>
         <w:rPr>
           <w:b/>
-          <w:sz w:val="21"/>
         </w:rPr>
         <w:t>文件类型</w:t>
       </w:r>
       <w:r>
         <w:rPr>
-          <w:sz w:val="21"/>
+          <w:b w:val="0"/>
         </w:rPr>
         <w:t>：录音转写（S）——（依据录音转写整理，已校对明显同音错字）</w:t>
       </w:r>
     </w:p>
     <w:p>
       <w:pPr>
-        <w:ind w:left="340"/>
-      </w:pPr>
-      <w:r>
-        <w:rPr>
-          <w:color w:val="1F3864"/>
-          <w:sz w:val="21"/>
-        </w:rPr>
-        <w:t xml:space="preserve">• </w:t>
-      </w:r>
+        <w:pStyle w:val="ListBullet"/>
+      </w:pPr>
       <w:r>
         <w:rPr>
           <w:b/>
-          <w:sz w:val="21"/>
         </w:rPr>
         <w:t>说明</w:t>
       </w:r>
       <w:r>
         <w:rPr>
-          <w:sz w:val="21"/>
+          <w:b w:val="0"/>
         </w:rPr>
         <w:t>：本材料依据录音转写整理，非逐字原稿；已校对明显同音错字，如"实心肠/实心/磁磁心"→慈心（禅）、"四半柱"→四梵住、"绘制/对峙"→对治、"三场"→三禅、"娶一个"→取一个、"透有"→透过、"上不慈爱"→散播慈爱、"有形身内和方位"→有情和方位、人名"武大郎/乌德兰/物带/乌克兰"→乌达拉、（ ）内为整理注记。知识库直接返回转写原文。</w:t>
       </w:r>
     </w:p>
     <w:p>
       <w:pPr>
-        <w:ind w:left="340"/>
-      </w:pPr>
-      <w:r>
-        <w:rPr>
-          <w:color w:val="1F3864"/>
-          <w:sz w:val="21"/>
-        </w:rPr>
-        <w:t xml:space="preserve">• </w:t>
-      </w:r>
+        <w:pStyle w:val="ListBullet"/>
+      </w:pPr>
       <w:r>
         <w:rPr>
           <w:b/>
-          <w:sz w:val="21"/>
         </w:rPr>
         <w:t>知识库出处</w:t>
       </w:r>
       <w:r>
         <w:rPr>
-          <w:sz w:val="21"/>
+          <w:b w:val="0"/>
         </w:rPr>
         <w:t>：知识库「古源尊者开示及上座部佛教资料」</w:t>
       </w:r>
     </w:p>
     <w:p>
       <w:pPr>
-        <w:ind w:left="340"/>
-      </w:pPr>
-      <w:r>
-        <w:rPr>
-          <w:color w:val="1F3864"/>
-          <w:sz w:val="21"/>
-        </w:rPr>
-        <w:t xml:space="preserve">• </w:t>
-      </w:r>
+        <w:pStyle w:val="ListBullet"/>
+      </w:pPr>
       <w:r>
         <w:rPr>
           <w:b/>
-          <w:sz w:val="21"/>
         </w:rPr>
         <w:t>media_id</w:t>
       </w:r>
       <w:r>
         <w:rPr>
-          <w:sz w:val="21"/>
+          <w:b w:val="0"/>
         </w:rPr>
         <w:t>：soundrecording_d0dd1c0cd17209afe241ece24bf6b7b4_650d46889a3281448e336892786c7d327439961422831605</w:t>
       </w:r>
     </w:p>
     <w:p>
       <w:pPr>
-        <w:ind w:left="340"/>
-      </w:pPr>
-      <w:r>
-        <w:rPr>
-          <w:color w:val="1F3864"/>
-          <w:sz w:val="21"/>
-        </w:rPr>
-        <w:t xml:space="preserve">• </w:t>
-      </w:r>
+        <w:pStyle w:val="ListBullet"/>
+      </w:pPr>
       <w:r>
         <w:rPr>
           <w:b/>
-          <w:sz w:val="21"/>
         </w:rPr>
         <w:t>打开方式</w:t>
       </w:r>
       <w:r>
         <w:rPr>
-          <w:sz w:val="21"/>
+          <w:b w:val="0"/>
         </w:rPr>
         <w:t>：ima知识库搜索「慈心修习 20240623」即可打开</w:t>
       </w:r>
     </w:p>
     <w:p>
       <w:pPr>
-        <w:spacing w:before="40" w:after="80"/>
-        <w:ind w:left="283"/>
-        <w:shd w:val="clear" w:color="auto" w:fill="EEF2F8"/>
+        <w:ind w:left="170"/>
         <w:pBdr>
-          <w:left w:val="single" w:sz="20" w:space="6" w:color="1F3864"/>
+          <w:left w:val="single" w:sz="18" w:space="4" w:color="1F3864"/>
         </w:pBdr>
+        <w:shd w:val="clear" w:fill="F2F5FA"/>
       </w:pPr>
       <w:r>
         <w:rPr>
-          <w:sz w:val="20"/>
+          <w:b w:val="0"/>
         </w:rPr>
         <w:t xml:space="preserve">📎 </w:t>
       </w:r>
       <w:r>
         <w:rPr>
           <w:b/>
-          <w:sz w:val="20"/>
         </w:rPr>
         <w:t>完整原文见《原文全集》第2周部分·材料①</w:t>
       </w:r>
       <w:r>
         <w:rPr>
-          <w:sz w:val="20"/>
+          <w:b w:val="0"/>
         </w:rPr>
         <w:t>，以下为章节完整文字（照录自本周素材文件，未删改）：</w:t>
       </w:r>
@@ -1417,13 +1549,12 @@
       <w:r>
         <w:rPr>
           <w:b/>
-          <w:sz w:val="21"/>
         </w:rPr>
         <w:t>★核心段落</w:t>
       </w:r>
       <w:r>
         <w:rPr>
-          <w:sz w:val="21"/>
+          <w:b w:val="0"/>
         </w:rPr>
         <w:t>（必读）</w:t>
       </w:r>
@@ -1432,55 +1563,51 @@
       <w:r>
         <w:rPr>
           <w:b/>
-          <w:sz w:val="21"/>
         </w:rPr>
         <w:t>一、慈心禅的定义：四梵住之一、四护卫之首，取无量有情为所缘，对治嗔心</w:t>
       </w:r>
     </w:p>
     <w:p>
       <w:pPr>
-        <w:spacing w:before="40" w:after="80"/>
-        <w:ind w:left="283"/>
-        <w:shd w:val="clear" w:color="auto" w:fill="EEF2F8"/>
+        <w:ind w:left="170"/>
         <w:pBdr>
-          <w:left w:val="single" w:sz="20" w:space="6" w:color="1F3864"/>
+          <w:left w:val="single" w:sz="18" w:space="4" w:color="1F3864"/>
         </w:pBdr>
+        <w:shd w:val="clear" w:fill="F2F5FA"/>
       </w:pPr>
       <w:r>
         <w:rPr>
-          <w:sz w:val="20"/>
+          <w:b w:val="0"/>
         </w:rPr>
         <w:t>[00:00:00] 接下来我们（复习）一下慈心禅。昨天，我们的慈心禅是一个很简单的慈心禅。完整的慈心禅，它是属于四梵住的，四梵住的一种（梵住），那也称为四护卫（禅）——它是第一个护卫。</w:t>
       </w:r>
     </w:p>
     <w:p>
       <w:pPr>
-        <w:spacing w:before="40" w:after="80"/>
-        <w:ind w:left="283"/>
-        <w:shd w:val="clear" w:color="auto" w:fill="EEF2F8"/>
+        <w:ind w:left="170"/>
         <w:pBdr>
-          <w:left w:val="single" w:sz="20" w:space="6" w:color="1F3864"/>
+          <w:left w:val="single" w:sz="18" w:space="4" w:color="1F3864"/>
         </w:pBdr>
+        <w:shd w:val="clear" w:fill="F2F5FA"/>
       </w:pPr>
       <w:r>
         <w:rPr>
-          <w:sz w:val="20"/>
+          <w:b w:val="0"/>
         </w:rPr>
         <w:t>[00:00:25] 慈悲喜舍，称为叫四无量心。那为什么称为四无量心？因为它取无量的有情众生为所缘。那慈心禅主要对治的就是嗔心：一个人容易起嗔心，就要多修慈心禅。那么这个慈心，它的（修习）目的是什么？第一个是可以断除未见的危险。我们经常有一句话说：慈悲没有敌人，智慧不生烦恼。为什么慈悲没有敌人？</w:t>
       </w:r>
     </w:p>
     <w:p>
       <w:pPr>
-        <w:spacing w:before="40" w:after="80"/>
-        <w:ind w:left="283"/>
-        <w:shd w:val="clear" w:color="auto" w:fill="EEF2F8"/>
+        <w:ind w:left="170"/>
         <w:pBdr>
-          <w:left w:val="single" w:sz="20" w:space="6" w:color="1F3864"/>
+          <w:left w:val="single" w:sz="18" w:space="4" w:color="1F3864"/>
         </w:pBdr>
+        <w:shd w:val="clear" w:fill="F2F5FA"/>
       </w:pPr>
       <w:r>
         <w:rPr>
-          <w:sz w:val="20"/>
+          <w:b w:val="0"/>
         </w:rPr>
         <w:t>[00:00:54] 当你慈心起来的时候……我们（很多人）念过《观音菩萨普门品》，对？念观音菩萨名号有那么多功德，然后为什么我们念了没用？是因为观音菩萨名号念诵的时候，你要能够进入慈心三昧。你能够进入慈心三昧，观音菩萨名号的那些所有功德都能够满足、都能够得到，包括刀枪不入、水火不侵。</w:t>
       </w:r>
@@ -1489,71 +1616,66 @@
       <w:r>
         <w:rPr>
           <w:b/>
-          <w:sz w:val="21"/>
         </w:rPr>
         <w:t>二、防护利益的例证：滚烫的油，像雨水打在荷叶上（乌达拉的故事）</w:t>
       </w:r>
     </w:p>
     <w:p>
       <w:pPr>
-        <w:spacing w:before="40" w:after="80"/>
-        <w:ind w:left="283"/>
-        <w:shd w:val="clear" w:color="auto" w:fill="EEF2F8"/>
+        <w:ind w:left="170"/>
         <w:pBdr>
-          <w:left w:val="single" w:sz="20" w:space="6" w:color="1F3864"/>
+          <w:left w:val="single" w:sz="18" w:space="4" w:color="1F3864"/>
         </w:pBdr>
+        <w:shd w:val="clear" w:fill="F2F5FA"/>
       </w:pPr>
       <w:r>
         <w:rPr>
-          <w:sz w:val="20"/>
+          <w:b w:val="0"/>
         </w:rPr>
         <w:t>[00:01:39] 在佛陀时代就有这样的记载了。曾经有一位婆罗门（青年），他娶了一位（证）果圣者的女儿，叫乌达拉。这乌达拉，她已经是（证）果圣者了，但是因为受印度传统文化影响，她不能不嫁人。嫁人完以后，她就天天想供养佛陀为首的僧团，但是呢她这个先生呢是个纨绔子弟，天天不让她供养。后面她就求助她的父亲，她父亲说：我给你一笔钱，你给你的先生请一个妓女来照顾他。于是请了全印度最漂亮的妓女，叫西利玛，陪一天呢要一千金币，然后请了她十五天。</w:t>
       </w:r>
     </w:p>
     <w:p>
       <w:pPr>
-        <w:spacing w:before="40" w:after="80"/>
-        <w:ind w:left="283"/>
-        <w:shd w:val="clear" w:color="auto" w:fill="EEF2F8"/>
+        <w:ind w:left="170"/>
         <w:pBdr>
-          <w:left w:val="single" w:sz="20" w:space="6" w:color="1F3864"/>
+          <w:left w:val="single" w:sz="18" w:space="4" w:color="1F3864"/>
         </w:pBdr>
+        <w:shd w:val="clear" w:fill="F2F5FA"/>
       </w:pPr>
       <w:r>
         <w:rPr>
-          <w:sz w:val="20"/>
+          <w:b w:val="0"/>
         </w:rPr>
         <w:t>[00:02:39] 只是在第十五天的时候，佛陀亲自来应供。那天呢她就很忙，（乌达拉）就做很多事情，忙前忙后。然后她的先生，跟着这个妓女刚（在楼上）欢乐完下来，看到他太太忙成这样，他就觉得：你怎么这么傻，花那么多钱请（人）来照顾我？然后他太太，转脸给他一看，意思即：我是心甘情愿的。这样还很高兴。</w:t>
       </w:r>
     </w:p>
     <w:p>
       <w:pPr>
-        <w:spacing w:before="40" w:after="80"/>
-        <w:ind w:left="283"/>
-        <w:shd w:val="clear" w:color="auto" w:fill="EEF2F8"/>
+        <w:ind w:left="170"/>
         <w:pBdr>
-          <w:left w:val="single" w:sz="20" w:space="6" w:color="1F3864"/>
+          <w:left w:val="single" w:sz="18" w:space="4" w:color="1F3864"/>
         </w:pBdr>
+        <w:shd w:val="clear" w:fill="F2F5FA"/>
       </w:pPr>
       <w:r>
         <w:rPr>
-          <w:sz w:val="20"/>
+          <w:b w:val="0"/>
         </w:rPr>
         <w:t>[00:03:15] 结果这个妓女看着受不了——她跟她先生待了十五天，她就觉得她先生才是她的先生，对她已经忘了（自己的身份）了，觉得她就是女主人了。（西利玛）就很生气，冲下来呢就舀了一瓢滚烫的油，往乌达拉的脸上直接泼过去。经典形容，说那个油泼在她脸上，就像那个雨水打在荷叶上自然滑落——那就是水火不侵。</w:t>
       </w:r>
     </w:p>
     <w:p>
       <w:pPr>
-        <w:spacing w:before="40" w:after="80"/>
-        <w:ind w:left="283"/>
-        <w:shd w:val="clear" w:color="auto" w:fill="EEF2F8"/>
+        <w:ind w:left="170"/>
         <w:pBdr>
-          <w:left w:val="single" w:sz="20" w:space="6" w:color="1F3864"/>
+          <w:left w:val="single" w:sz="18" w:space="4" w:color="1F3864"/>
         </w:pBdr>
+        <w:shd w:val="clear" w:fill="F2F5FA"/>
       </w:pPr>
       <w:r>
         <w:rPr>
-          <w:sz w:val="20"/>
+          <w:b w:val="0"/>
         </w:rPr>
         <w:t>[00:03:33] 那为什么她会这样？（乌达拉）在（油泼来的）那个当下，立即进入慈心三昧，（心中）对这个人没有一丝丝的怨恨、生气，所以（油）就不会（造成）伤害了。慈心当然都是起这样的作用。</w:t>
       </w:r>
@@ -1562,39 +1684,36 @@
       <w:r>
         <w:rPr>
           <w:b/>
-          <w:sz w:val="21"/>
         </w:rPr>
         <w:t>三、经典要求的修法：四类对象与四句祝愿</w:t>
       </w:r>
     </w:p>
     <w:p>
       <w:pPr>
-        <w:spacing w:before="40" w:after="80"/>
-        <w:ind w:left="283"/>
-        <w:shd w:val="clear" w:color="auto" w:fill="EEF2F8"/>
+        <w:ind w:left="170"/>
         <w:pBdr>
-          <w:left w:val="single" w:sz="20" w:space="6" w:color="1F3864"/>
+          <w:left w:val="single" w:sz="18" w:space="4" w:color="1F3864"/>
         </w:pBdr>
+        <w:shd w:val="clear" w:fill="F2F5FA"/>
       </w:pPr>
       <w:r>
         <w:rPr>
-          <w:sz w:val="20"/>
+          <w:b w:val="0"/>
         </w:rPr>
         <w:t>[00:03:59] 那么，真正地按照经典的要求，慈心怎么修？我们昨天只是对自己修，我们还要对另外三种人修。第一种，就是对你尊敬的人、你亲爱的人；第二种，就是中等的人；第三种，是对敌人、你不喜欢的人。那这个祝愿，就是愿（其）没有危难——或者叫无敌意——没有内心的痛苦，没有身体的痛苦，保有自己的快乐，用四种方式去祝福。这四种方式祝福，你可以选其中一种你最喜欢的方式，你也可以四种轮着来，都是可以的，没有关系。</w:t>
       </w:r>
     </w:p>
     <w:p>
       <w:pPr>
-        <w:spacing w:before="40" w:after="80"/>
-        <w:ind w:left="283"/>
-        <w:shd w:val="clear" w:color="auto" w:fill="EEF2F8"/>
+        <w:ind w:left="170"/>
         <w:pBdr>
-          <w:left w:val="single" w:sz="20" w:space="6" w:color="1F3864"/>
+          <w:left w:val="single" w:sz="18" w:space="4" w:color="1F3864"/>
         </w:pBdr>
+        <w:shd w:val="clear" w:fill="F2F5FA"/>
       </w:pPr>
       <w:r>
         <w:rPr>
-          <w:sz w:val="20"/>
+          <w:b w:val="0"/>
         </w:rPr>
         <w:t>（注：尊者随后在此列举了散播慈爱的十一种功德——逐条详说见本周材料③，此处从略；尊者带领大家实修的段落详见本周材料②，此处从略。）</w:t>
       </w:r>
@@ -1603,71 +1722,66 @@
       <w:r>
         <w:rPr>
           <w:b/>
-          <w:sz w:val="21"/>
         </w:rPr>
         <w:t>四、对敌人散播慈爱：放过别人，就是放过自己</w:t>
       </w:r>
     </w:p>
     <w:p>
       <w:pPr>
-        <w:spacing w:before="40" w:after="80"/>
-        <w:ind w:left="283"/>
-        <w:shd w:val="clear" w:color="auto" w:fill="EEF2F8"/>
+        <w:ind w:left="170"/>
         <w:pBdr>
-          <w:left w:val="single" w:sz="20" w:space="6" w:color="1F3864"/>
+          <w:left w:val="single" w:sz="18" w:space="4" w:color="1F3864"/>
         </w:pBdr>
+        <w:shd w:val="clear" w:fill="F2F5FA"/>
       </w:pPr>
       <w:r>
         <w:rPr>
-          <w:sz w:val="20"/>
+          <w:b w:val="0"/>
         </w:rPr>
         <w:t>[00:14:56] 然后第四个对象，就是取一个你不喜欢的，甚至是你的仇人，把慈爱给他散播出来。那为什么会是你不喜欢？其实是我们的烦恼。他可能伤害过你，其实（那）是你的果报。当我们对一个人始终记着仇恨的时候，其实伤害的是我们自己。如果我们不（想）再次（被）伤害，就要原谅别人——放过别人就是放过自己。所以培养慈心、给他祝福，并不是你送东西给他，而是，你透过这个仇人，让我能修习忍辱，让我能够成就自己遍满的、无差别的慈心。</w:t>
       </w:r>
     </w:p>
     <w:p>
       <w:pPr>
-        <w:spacing w:before="40" w:after="80"/>
-        <w:ind w:left="283"/>
-        <w:shd w:val="clear" w:color="auto" w:fill="EEF2F8"/>
+        <w:ind w:left="170"/>
         <w:pBdr>
-          <w:left w:val="single" w:sz="20" w:space="6" w:color="1F3864"/>
+          <w:left w:val="single" w:sz="18" w:space="4" w:color="1F3864"/>
         </w:pBdr>
+        <w:shd w:val="clear" w:fill="F2F5FA"/>
       </w:pPr>
       <w:r>
         <w:rPr>
-          <w:sz w:val="20"/>
+          <w:b w:val="0"/>
         </w:rPr>
         <w:t>[00:15:54] 那这位善人，他的所有快乐也是因为他的过去的善业成熟，我们祝福他不断有善业成熟。那这位你不喜欢的人，我们想着他的快乐是来自于他的过去的善业，他的现在的不善业，但是会造未来的痛苦。我们对这位（善人）散播慈爱：愿这位善人不再愤怒、远离烦恼、没有危难；愿这位善人不再愤怒、没有内心的痛苦；愿这位善人多做善行、身体健康；愿这位善人善业成就、保有快乐。</w:t>
       </w:r>
     </w:p>
     <w:p>
       <w:pPr>
-        <w:spacing w:before="40" w:after="80"/>
-        <w:ind w:left="283"/>
-        <w:shd w:val="clear" w:color="auto" w:fill="EEF2F8"/>
+        <w:ind w:left="170"/>
         <w:pBdr>
-          <w:left w:val="single" w:sz="20" w:space="6" w:color="1F3864"/>
+          <w:left w:val="single" w:sz="18" w:space="4" w:color="1F3864"/>
         </w:pBdr>
+        <w:shd w:val="clear" w:fill="F2F5FA"/>
       </w:pPr>
       <w:r>
         <w:rPr>
-          <w:sz w:val="20"/>
+          <w:b w:val="0"/>
         </w:rPr>
         <w:t>[00:17:33] 如果我们对一位不喜欢的人生不起慈心，可以修悲心：看到他痛苦的样子——愿这位善人早日解脱一切苦，愿这位善人早日解脱一切苦。</w:t>
       </w:r>
     </w:p>
     <w:p>
       <w:pPr>
-        <w:spacing w:before="40" w:after="80"/>
-        <w:ind w:left="283"/>
-        <w:shd w:val="clear" w:color="auto" w:fill="EEF2F8"/>
+        <w:ind w:left="170"/>
         <w:pBdr>
-          <w:left w:val="single" w:sz="20" w:space="6" w:color="1F3864"/>
+          <w:left w:val="single" w:sz="18" w:space="4" w:color="1F3864"/>
         </w:pBdr>
+        <w:shd w:val="clear" w:fill="F2F5FA"/>
       </w:pPr>
       <w:r>
         <w:rPr>
-          <w:sz w:val="20"/>
+          <w:b w:val="0"/>
         </w:rPr>
         <w:t>[00:17:58] 根据这四个类型的人，我们可以多组地来做，也可以一组好几个人来做。如果（对象）是异性，你可以一组一组地对异性散播慈爱，是可以的。</w:t>
       </w:r>
@@ -1676,13 +1790,12 @@
       <w:r>
         <w:rPr>
           <w:b/>
-          <w:sz w:val="21"/>
         </w:rPr>
         <w:t>◈扩展段落</w:t>
       </w:r>
       <w:r>
         <w:rPr>
-          <w:sz w:val="21"/>
+          <w:b w:val="0"/>
         </w:rPr>
         <w:t>（可选）</w:t>
       </w:r>
@@ -1691,239 +1804,181 @@
       <w:r>
         <w:rPr>
           <w:b/>
-          <w:sz w:val="21"/>
         </w:rPr>
         <w:t>五、慈心圆满：对五百二十八类有情遍满</w:t>
       </w:r>
     </w:p>
     <w:p>
       <w:pPr>
-        <w:spacing w:before="40" w:after="80"/>
-        <w:ind w:left="283"/>
-        <w:shd w:val="clear" w:color="auto" w:fill="EEF2F8"/>
+        <w:ind w:left="170"/>
         <w:pBdr>
-          <w:left w:val="single" w:sz="20" w:space="6" w:color="1F3864"/>
+          <w:left w:val="single" w:sz="18" w:space="4" w:color="1F3864"/>
         </w:pBdr>
+        <w:shd w:val="clear" w:fill="F2F5FA"/>
       </w:pPr>
       <w:r>
         <w:rPr>
-          <w:sz w:val="20"/>
+          <w:b w:val="0"/>
         </w:rPr>
         <w:t>[00:18:13] 按照佛陀的教导，我们要达到慈心圆满，需要对五百二十八个方向和种类的有情散播慈爱、都证得慈心三禅，才算慈心圆满。那真正的慈悲心，就是要按照这个佛陀的（教导）——每一个祝福的方式都证得慈心三禅，然后五百二十八种有情和方位都遍满、都突破限制，那我们的慈心呢就能够圆满。这个时候，你就不容易心里面生起仇恨和敌人。</w:t>
       </w:r>
     </w:p>
     <w:p>
-      <w:pPr>
-        <w:spacing w:before="120" w:after="80"/>
-      </w:pPr>
       <w:r>
         <w:rPr>
-          <w:rFonts w:ascii="Microsoft YaHei" w:hAnsi="Microsoft YaHei" w:eastAsia="Microsoft YaHei"/>
           <w:b/>
           <w:color w:val="1F3864"/>
-          <w:sz w:val="25"/>
+          <w:sz w:val="23"/>
         </w:rPr>
         <w:t>原文材料②：四步扩展次第、四句祝福语与突破亲疏界限</w:t>
       </w:r>
     </w:p>
     <w:p>
       <w:pPr>
-        <w:spacing w:before="40" w:after="80"/>
-        <w:ind w:left="283"/>
-        <w:shd w:val="clear" w:color="auto" w:fill="EEF2F8"/>
+        <w:ind w:left="170"/>
         <w:pBdr>
-          <w:left w:val="single" w:sz="20" w:space="6" w:color="1F3864"/>
+          <w:left w:val="single" w:sz="18" w:space="4" w:color="1F3864"/>
         </w:pBdr>
+        <w:shd w:val="clear" w:fill="F2F5FA"/>
       </w:pPr>
       <w:r>
         <w:rPr>
           <w:b/>
-          <w:sz w:val="20"/>
         </w:rPr>
         <w:t>段落优先级</w:t>
       </w:r>
       <w:r>
         <w:rPr>
-          <w:sz w:val="20"/>
+          <w:b w:val="0"/>
         </w:rPr>
         <w:t>：★核心必读（时间不够时只读★段落）｜◈扩展段落（时间富余时读）</w:t>
       </w:r>
     </w:p>
     <w:p>
       <w:pPr>
-        <w:ind w:left="340"/>
-      </w:pPr>
-      <w:r>
-        <w:rPr>
-          <w:color w:val="1F3864"/>
-          <w:sz w:val="21"/>
-        </w:rPr>
-        <w:t xml:space="preserve">• </w:t>
-      </w:r>
+        <w:pStyle w:val="ListBullet"/>
+      </w:pPr>
       <w:r>
         <w:rPr>
           <w:b/>
-          <w:sz w:val="21"/>
         </w:rPr>
         <w:t>标题</w:t>
       </w:r>
       <w:r>
         <w:rPr>
-          <w:sz w:val="21"/>
+          <w:b w:val="0"/>
         </w:rPr>
         <w:t>：《2_慈心修习-古源尊者-20240912》（"四步扩展""四句祝福""突破界限""实修念诵"部分）</w:t>
       </w:r>
     </w:p>
     <w:p>
       <w:pPr>
-        <w:ind w:left="340"/>
-      </w:pPr>
-      <w:r>
-        <w:rPr>
-          <w:color w:val="1F3864"/>
-          <w:sz w:val="21"/>
-        </w:rPr>
-        <w:t xml:space="preserve">• </w:t>
-      </w:r>
+        <w:pStyle w:val="ListBullet"/>
+      </w:pPr>
       <w:r>
         <w:rPr>
           <w:b/>
-          <w:sz w:val="21"/>
         </w:rPr>
         <w:t>文件类型</w:t>
       </w:r>
       <w:r>
         <w:rPr>
-          <w:sz w:val="21"/>
+          <w:b w:val="0"/>
         </w:rPr>
         <w:t>：录音转写（S）——（依据录音转写整理，已校对明显同音错字）</w:t>
       </w:r>
     </w:p>
     <w:p>
       <w:pPr>
-        <w:ind w:left="340"/>
-      </w:pPr>
-      <w:r>
-        <w:rPr>
-          <w:color w:val="1F3864"/>
-          <w:sz w:val="21"/>
-        </w:rPr>
-        <w:t xml:space="preserve">• </w:t>
-      </w:r>
+        <w:pStyle w:val="ListBullet"/>
+      </w:pPr>
       <w:r>
         <w:rPr>
           <w:b/>
-          <w:sz w:val="21"/>
         </w:rPr>
         <w:t>说明</w:t>
       </w:r>
       <w:r>
         <w:rPr>
-          <w:sz w:val="21"/>
+          <w:b w:val="0"/>
         </w:rPr>
         <w:t>：本材料依据录音转写整理，非逐字原稿；已校对明显同音错字，如"上不慈爱"→散播慈爱、"实行/实心"→慈心、"私心"→慈心、"慈心释怀"→慈心变质、"友情"→有情、"称心的九种理由"→生起嗔心的九种理由、"自信"→慈心（据上下文校）、巴利音译"阿威罗哈米/哈图""阿比阿巴哈米/哈图""阿利嘎哈米/哈图""苏提阿达（朗）巴里哈拉米/图"等按尊者惯用音译校对、（ ）内为整理注记。知识库提取返回带"[generated, not original text]"标注（经整理返回，非逐字原文），照常使用并在此保留标注。</w:t>
       </w:r>
     </w:p>
     <w:p>
       <w:pPr>
-        <w:ind w:left="340"/>
-      </w:pPr>
-      <w:r>
-        <w:rPr>
-          <w:color w:val="1F3864"/>
-          <w:sz w:val="21"/>
-        </w:rPr>
-        <w:t xml:space="preserve">• </w:t>
-      </w:r>
+        <w:pStyle w:val="ListBullet"/>
+      </w:pPr>
       <w:r>
         <w:rPr>
           <w:b/>
-          <w:sz w:val="21"/>
         </w:rPr>
         <w:t>知识库出处</w:t>
       </w:r>
       <w:r>
         <w:rPr>
-          <w:sz w:val="21"/>
+          <w:b w:val="0"/>
         </w:rPr>
         <w:t>：知识库「古源尊者开示及上座部佛教资料」</w:t>
       </w:r>
     </w:p>
     <w:p>
       <w:pPr>
-        <w:ind w:left="340"/>
-      </w:pPr>
-      <w:r>
-        <w:rPr>
-          <w:color w:val="1F3864"/>
-          <w:sz w:val="21"/>
-        </w:rPr>
-        <w:t xml:space="preserve">• </w:t>
-      </w:r>
+        <w:pStyle w:val="ListBullet"/>
+      </w:pPr>
       <w:r>
         <w:rPr>
           <w:b/>
-          <w:sz w:val="21"/>
         </w:rPr>
         <w:t>media_id</w:t>
       </w:r>
       <w:r>
         <w:rPr>
-          <w:sz w:val="21"/>
+          <w:b w:val="0"/>
         </w:rPr>
         <w:t>：soundrecording_d0dd1c0cd17209afe241ece24bf6b7b4_eb01b422670b1eaf0cc7c6fbde2168cd7439961422831605</w:t>
       </w:r>
     </w:p>
     <w:p>
       <w:pPr>
-        <w:ind w:left="340"/>
-      </w:pPr>
-      <w:r>
-        <w:rPr>
-          <w:color w:val="1F3864"/>
-          <w:sz w:val="21"/>
-        </w:rPr>
-        <w:t xml:space="preserve">• </w:t>
-      </w:r>
+        <w:pStyle w:val="ListBullet"/>
+      </w:pPr>
       <w:r>
         <w:rPr>
           <w:b/>
-          <w:sz w:val="21"/>
         </w:rPr>
         <w:t>打开方式</w:t>
       </w:r>
       <w:r>
         <w:rPr>
-          <w:sz w:val="21"/>
+          <w:b w:val="0"/>
         </w:rPr>
         <w:t>：ima知识库搜索「慈心修习 20240912」即可打开</w:t>
       </w:r>
     </w:p>
     <w:p>
       <w:pPr>
-        <w:spacing w:before="40" w:after="80"/>
-        <w:ind w:left="283"/>
-        <w:shd w:val="clear" w:color="auto" w:fill="EEF2F8"/>
+        <w:ind w:left="170"/>
         <w:pBdr>
-          <w:left w:val="single" w:sz="20" w:space="6" w:color="1F3864"/>
+          <w:left w:val="single" w:sz="18" w:space="4" w:color="1F3864"/>
         </w:pBdr>
+        <w:shd w:val="clear" w:fill="F2F5FA"/>
       </w:pPr>
       <w:r>
         <w:rPr>
-          <w:sz w:val="20"/>
+          <w:b w:val="0"/>
         </w:rPr>
         <w:t xml:space="preserve">📎 </w:t>
       </w:r>
       <w:r>
         <w:rPr>
           <w:b/>
-          <w:sz w:val="20"/>
         </w:rPr>
         <w:t>完整原文见《原文全集》第2周部分·材料②</w:t>
       </w:r>
       <w:r>
         <w:rPr>
-          <w:sz w:val="20"/>
+          <w:b w:val="0"/>
         </w:rPr>
         <w:t>，以下为章节完整文字（照录自本周素材文件，未删改）：</w:t>
       </w:r>
@@ -1932,13 +1987,12 @@
       <w:r>
         <w:rPr>
           <w:b/>
-          <w:sz w:val="21"/>
         </w:rPr>
         <w:t>★核心段落</w:t>
       </w:r>
       <w:r>
         <w:rPr>
-          <w:sz w:val="21"/>
+          <w:b w:val="0"/>
         </w:rPr>
         <w:t>（必读）</w:t>
       </w:r>
@@ -1947,39 +2001,36 @@
       <w:r>
         <w:rPr>
           <w:b/>
-          <w:sz w:val="21"/>
         </w:rPr>
         <w:t>一、真正的慈心：突破界限的遍满之心</w:t>
       </w:r>
     </w:p>
     <w:p>
       <w:pPr>
-        <w:spacing w:before="40" w:after="80"/>
-        <w:ind w:left="283"/>
-        <w:shd w:val="clear" w:color="auto" w:fill="EEF2F8"/>
+        <w:ind w:left="170"/>
         <w:pBdr>
-          <w:left w:val="single" w:sz="20" w:space="6" w:color="1F3864"/>
+          <w:left w:val="single" w:sz="18" w:space="4" w:color="1F3864"/>
         </w:pBdr>
+        <w:shd w:val="clear" w:fill="F2F5FA"/>
       </w:pPr>
       <w:r>
         <w:rPr>
-          <w:sz w:val="20"/>
+          <w:b w:val="0"/>
         </w:rPr>
         <w:t>[00:09:04] 那真正的慈心（禅）修习，它是我们要达成的，要慈心遍满。我们经常讲说：你这个人要有菩提心、要有慈心，但是要什么样的慈心？我们很多在讲发菩提心的时候，其实语焉不详，（只是）说你要发菩提心——发菩提心好像就是给人家拿点东西，就叫发菩提心。那菩提心本身是觉悟的心，不是简单的慈心；而真正的慈心，是一切诸佛的一个基础的、对众生的态度。那真正修成慈心，要对五百二十八个方向的、类型的（众生）散播慈爱。</w:t>
       </w:r>
     </w:p>
     <w:p>
       <w:pPr>
-        <w:spacing w:before="40" w:after="80"/>
-        <w:ind w:left="283"/>
-        <w:shd w:val="clear" w:color="auto" w:fill="EEF2F8"/>
+        <w:ind w:left="170"/>
         <w:pBdr>
-          <w:left w:val="single" w:sz="20" w:space="6" w:color="1F3864"/>
+          <w:left w:val="single" w:sz="18" w:space="4" w:color="1F3864"/>
         </w:pBdr>
+        <w:shd w:val="clear" w:fill="F2F5FA"/>
       </w:pPr>
       <w:r>
         <w:rPr>
-          <w:sz w:val="20"/>
+          <w:b w:val="0"/>
         </w:rPr>
         <w:t>[00:09:56] （证得）初禅二禅三禅，那么这样的修习才叫做慈心遍满、突破限制的慈心。</w:t>
       </w:r>
@@ -1988,39 +2039,36 @@
       <w:r>
         <w:rPr>
           <w:b/>
-          <w:sz w:val="21"/>
         </w:rPr>
         <w:t>二、四个步骤：自己→喜爱尊敬的同性→中性的人→敌人</w:t>
       </w:r>
     </w:p>
     <w:p>
       <w:pPr>
-        <w:spacing w:before="40" w:after="80"/>
-        <w:ind w:left="283"/>
-        <w:shd w:val="clear" w:color="auto" w:fill="EEF2F8"/>
+        <w:ind w:left="170"/>
         <w:pBdr>
-          <w:left w:val="single" w:sz="20" w:space="6" w:color="1F3864"/>
+          <w:left w:val="single" w:sz="18" w:space="4" w:color="1F3864"/>
         </w:pBdr>
+        <w:shd w:val="clear" w:fill="F2F5FA"/>
       </w:pPr>
       <w:r>
         <w:rPr>
-          <w:sz w:val="20"/>
+          <w:b w:val="0"/>
         </w:rPr>
         <w:t>[00:10:14] 慈心的修行，首先是有四个步骤。首先，是对自己要散播慈爱——就我们经常听说：一个不会爱自己的人不会爱别人，要先学会对自己有慈心。然后，[00:10:30] 第二个，就是对你喜爱的、尊敬的人——是同性，喜爱的、尊敬的同性。在初学者来讲，不能给异性散播慈爱，因为容易生起贪爱。那第三个，就是对你中性的人——你没有喜欢、没有不喜欢的人（散播慈爱）。那么这三个都能够（做到）以后，再对你不喜欢的、或者讨厌的、乃至于你的敌人散播慈爱。这个就是慈心（修习）最后要去除嗔恨。</w:t>
       </w:r>
     </w:p>
     <w:p>
       <w:pPr>
-        <w:spacing w:before="40" w:after="80"/>
-        <w:ind w:left="283"/>
-        <w:shd w:val="clear" w:color="auto" w:fill="EEF2F8"/>
+        <w:ind w:left="170"/>
         <w:pBdr>
-          <w:left w:val="single" w:sz="20" w:space="6" w:color="1F3864"/>
+          <w:left w:val="single" w:sz="18" w:space="4" w:color="1F3864"/>
         </w:pBdr>
+        <w:shd w:val="clear" w:fill="F2F5FA"/>
       </w:pPr>
       <w:r>
         <w:rPr>
-          <w:sz w:val="20"/>
+          <w:b w:val="0"/>
         </w:rPr>
         <w:t>[00:11:08] 这是必须要练习的四个步骤。对自己呢只有一个；但是喜爱尊敬的人，如果（只）有一个，就尽量地多；同样的，中性的也是——一般会要求五个人或者十个人，看你的这个能取到的人的数量。那敌人，就是所有你曾经有过的（对立）的人和敌人，你都应该在内心里面能够突破，给他散播慈爱。</w:t>
       </w:r>
@@ -2029,55 +2077,51 @@
       <w:r>
         <w:rPr>
           <w:b/>
-          <w:sz w:val="21"/>
         </w:rPr>
         <w:t>三、为什么只对喜爱的人修，会变成贪爱：慈心是平等的</w:t>
       </w:r>
     </w:p>
     <w:p>
       <w:pPr>
-        <w:spacing w:before="40" w:after="80"/>
-        <w:ind w:left="283"/>
-        <w:shd w:val="clear" w:color="auto" w:fill="EEF2F8"/>
+        <w:ind w:left="170"/>
         <w:pBdr>
-          <w:left w:val="single" w:sz="20" w:space="6" w:color="1F3864"/>
+          <w:left w:val="single" w:sz="18" w:space="4" w:color="1F3864"/>
         </w:pBdr>
+        <w:shd w:val="clear" w:fill="F2F5FA"/>
       </w:pPr>
       <w:r>
         <w:rPr>
-          <w:sz w:val="20"/>
+          <w:b w:val="0"/>
         </w:rPr>
         <w:t>[00:12:39] 我们首先要知道，慈心——一个人拥有慈心，是（利益）谁的？你拥有慈心是（给）别人的吗？是自己的，对。慈心好不好？慈心是一种美好的素质。那真正的慈心，它就是要突破界限。什么要突破界限？就是对你喜爱的、不喜爱的人，都能够散播慈心。如果我们不能够对不喜爱的人散播慈心，只对喜爱的人散播慈心，就很容易慈心变质——你修着修着就变成贪爱，而不是慈心。</w:t>
       </w:r>
     </w:p>
     <w:p>
       <w:pPr>
-        <w:spacing w:before="40" w:after="80"/>
-        <w:ind w:left="283"/>
-        <w:shd w:val="clear" w:color="auto" w:fill="EEF2F8"/>
+        <w:ind w:left="170"/>
         <w:pBdr>
-          <w:left w:val="single" w:sz="20" w:space="6" w:color="1F3864"/>
+          <w:left w:val="single" w:sz="18" w:space="4" w:color="1F3864"/>
         </w:pBdr>
+        <w:shd w:val="clear" w:fill="F2F5FA"/>
       </w:pPr>
       <w:r>
         <w:rPr>
-          <w:sz w:val="20"/>
+          <w:b w:val="0"/>
         </w:rPr>
         <w:t>[00:13:22] 慈心是平等的：对一切的亲疏、一切的有情、一切的男性女性、天人，都能够平等地（散播）。那（先）修慈心……慈心呢是一种美好的心理（素质）。我们先不想那个敌人，我们先给（自己）跟你的亲人、你喜爱的人散播慈爱，你的心会什么感觉？一种很柔软的感觉，对不对？然后这个浑身感觉很舒适的感觉。慈心，是对自己有利（的）。</w:t>
       </w:r>
     </w:p>
     <w:p>
       <w:pPr>
-        <w:spacing w:before="40" w:after="80"/>
-        <w:ind w:left="283"/>
-        <w:shd w:val="clear" w:color="auto" w:fill="EEF2F8"/>
+        <w:ind w:left="170"/>
         <w:pBdr>
-          <w:left w:val="single" w:sz="20" w:space="6" w:color="1F3864"/>
+          <w:left w:val="single" w:sz="18" w:space="4" w:color="1F3864"/>
         </w:pBdr>
+        <w:shd w:val="clear" w:fill="F2F5FA"/>
       </w:pPr>
       <w:r>
         <w:rPr>
-          <w:sz w:val="20"/>
+          <w:b w:val="0"/>
         </w:rPr>
         <w:t>[00:14:00] 慈心是自己的美好素质。那我们想说，那个敌人，作为（对象），我们把它作为对象，可以培养我们自己。</w:t>
       </w:r>
@@ -2086,84 +2130,93 @@
       <w:r>
         <w:rPr>
           <w:b/>
-          <w:sz w:val="21"/>
         </w:rPr>
         <w:t>四、四句话的角度：无敌意／无内心的痛苦／无身体的痛苦／保有快乐</w:t>
       </w:r>
     </w:p>
     <w:p>
       <w:pPr>
-        <w:spacing w:before="40" w:after="80"/>
-        <w:ind w:left="283"/>
-        <w:shd w:val="clear" w:color="auto" w:fill="EEF2F8"/>
+        <w:ind w:left="170"/>
         <w:pBdr>
-          <w:left w:val="single" w:sz="20" w:space="6" w:color="1F3864"/>
+          <w:left w:val="single" w:sz="18" w:space="4" w:color="1F3864"/>
         </w:pBdr>
+        <w:shd w:val="clear" w:fill="F2F5FA"/>
       </w:pPr>
       <w:r>
         <w:rPr>
-          <w:sz w:val="20"/>
+          <w:b w:val="0"/>
         </w:rPr>
         <w:t>[00:18:27] 散播慈爱，在佛陀的教导里面，是有（用）四个角度，或者用四句话。第一句话……从自己开始到最后一个都一样：愿我没有怨敌——或者无敌意。有的翻译"没怨敌"，有的翻译"无敌意"，也有的翻译"没有危难"。为什么这样？无怨敌就会没有危难：如果你没有仇敌，就不会（有）人伤害我们，对？所以愿我没有怨敌、愿我没有危难，其实它是一个内涵。那么在巴利里面呢就叫"阿威罗"——如果是对自己（呢），组合叫"阿威罗哈米"；如果是其他人，就叫"阿威罗哈图"。</w:t>
       </w:r>
     </w:p>
     <w:p>
       <w:pPr>
-        <w:spacing w:before="40" w:after="80"/>
-        <w:ind w:left="283"/>
-        <w:shd w:val="clear" w:color="auto" w:fill="EEF2F8"/>
+        <w:ind w:left="170"/>
         <w:pBdr>
-          <w:left w:val="single" w:sz="20" w:space="6" w:color="1F3864"/>
+          <w:left w:val="single" w:sz="18" w:space="4" w:color="1F3864"/>
         </w:pBdr>
+        <w:shd w:val="clear" w:fill="F2F5FA"/>
       </w:pPr>
       <w:r>
         <w:rPr>
-          <w:sz w:val="20"/>
+          <w:b w:val="0"/>
         </w:rPr>
-        <w:t xml:space="preserve">[00:19:37] 那么第二句，就是愿你自己或者你喜欢的那个人，没有内心的痛苦——（巴利）叫"阿比阿巴哈米"或者"阿比阿巴哈图"。那第三句，就是愿他（我）没有身体的痛苦，或者我们讲的身体健康、内心愉悦——巴利呢叫"阿利嘎哈米"：对自己叫"阿利嘎哈米"，这是主格宾格的那种区别，以后大家学巴利就会懂；对他人叫"阿利嘎哈图"。当然还有阳性、阴性——给女众散播跟给男众散播会有一点点差别，我们就先不管它，大家就说"阿利嘎哈图"就行了。 🔖 </w:t>
+        <w:t>[00:19:37] 那么第二句，就是愿你自己或者你喜欢的那个人，没有内心的痛苦——（巴利）叫"阿比阿巴哈米"或者"阿比阿巴哈图"。那第三句，就是愿他（我）没有身体的痛苦，或者我们讲的身体健康、内心愉悦——巴利呢叫"阿利嘎哈米"：对自己叫"阿利嘎哈米"，这是主格宾格的那种区别，以后大家学巴利就会懂；对他人叫"阿利嘎哈图"。当然还有阳性、阴性——给女众散播跟给男众散播会有一点点差别，我们就先不管它，大家就说"阿利嘎哈图"就行了。</w:t>
+      </w:r>
+    </w:p>
+    <w:p>
+      <w:pPr>
+        <w:ind w:left="170"/>
+        <w:pBdr>
+          <w:left w:val="single" w:sz="18" w:space="4" w:color="1F3864"/>
+        </w:pBdr>
+        <w:shd w:val="clear" w:fill="F2F5FA"/>
+      </w:pPr>
+      <w:r>
+        <w:rPr>
+          <w:b w:val="0"/>
+        </w:rPr>
+        <w:t xml:space="preserve">🔖 </w:t>
       </w:r>
       <w:r>
         <w:rPr>
           <w:b/>
-          <w:sz w:val="20"/>
         </w:rPr>
         <w:t>【本周朗读段·止】</w:t>
       </w:r>
       <w:r>
         <w:rPr>
-          <w:sz w:val="20"/>
+          <w:b w:val="0"/>
         </w:rPr>
         <w:t>（以下可依时间与兴趣继续共读）</w:t>
       </w:r>
     </w:p>
     <w:p>
       <w:pPr>
-        <w:spacing w:before="40" w:after="80"/>
-        <w:ind w:left="283"/>
-        <w:shd w:val="clear" w:color="auto" w:fill="EEF2F8"/>
+        <w:ind w:left="170"/>
         <w:pBdr>
-          <w:left w:val="single" w:sz="20" w:space="6" w:color="1F3864"/>
+          <w:left w:val="single" w:sz="18" w:space="4" w:color="1F3864"/>
         </w:pBdr>
+        <w:shd w:val="clear" w:fill="F2F5FA"/>
       </w:pPr>
       <w:r>
         <w:rPr>
-          <w:sz w:val="20"/>
+          <w:b w:val="0"/>
         </w:rPr>
         <w:t>[00:20:37] 那第四句，是愿我或者愿这位善人，拥有快乐或者保持快乐——（巴利）"苏提阿达朗，巴里阿拉尼"或者"苏提阿达朗，巴里阿拉图"。</w:t>
       </w:r>
     </w:p>
     <w:p>
       <w:pPr>
-        <w:spacing w:before="40" w:after="80"/>
-        <w:ind w:left="283"/>
-        <w:shd w:val="clear" w:color="auto" w:fill="EEF2F8"/>
+        <w:ind w:left="170"/>
         <w:pBdr>
-          <w:left w:val="single" w:sz="20" w:space="6" w:color="1F3864"/>
+          <w:left w:val="single" w:sz="18" w:space="4" w:color="1F3864"/>
         </w:pBdr>
+        <w:shd w:val="clear" w:fill="F2F5FA"/>
       </w:pPr>
       <w:r>
         <w:rPr>
-          <w:sz w:val="20"/>
+          <w:b w:val="0"/>
         </w:rPr>
         <w:t>[00:20:53] 有四个方式。那么你在给自己或者给他人散播慈爱的时候，你可以这个四个都过一下，过完以后，你就觉得哪一句话你最有感觉，那你就一直用这句话也可以；或者你用两句也可以，或者用一句也可以。那如果是你要培养定力的话，一般就（只）选（择）一句就可以。这个是慈心修习的一个基本的做法。那接下来，我会引导大家来尝试做一下，我会加一个小前行，就是对自己身体的每一个部位散播慈爱。</w:t>
       </w:r>
@@ -2172,87 +2225,81 @@
       <w:r>
         <w:rPr>
           <w:b/>
-          <w:sz w:val="21"/>
         </w:rPr>
         <w:t>五、引导实修与小前行；实修时的念诵原文</w:t>
       </w:r>
     </w:p>
     <w:p>
       <w:pPr>
-        <w:spacing w:before="40" w:after="80"/>
-        <w:ind w:left="283"/>
-        <w:shd w:val="clear" w:color="auto" w:fill="EEF2F8"/>
+        <w:ind w:left="170"/>
         <w:pBdr>
-          <w:left w:val="single" w:sz="20" w:space="6" w:color="1F3864"/>
+          <w:left w:val="single" w:sz="18" w:space="4" w:color="1F3864"/>
         </w:pBdr>
+        <w:shd w:val="clear" w:fill="F2F5FA"/>
       </w:pPr>
       <w:r>
         <w:rPr>
-          <w:sz w:val="20"/>
+          <w:b w:val="0"/>
         </w:rPr>
         <w:t>[00:21:54] （对身体部位散播慈爱这个小前行，）这个在经典或者（其他）地方是没有这么记载的，但对现代人来讲，我觉得这个方式呢比较好。很多人呢一开始（修）呢没有感觉，或者（修）入出息念心平静不下来，所以他需要比较多的所缘，来让自己的心变得平复。</w:t>
       </w:r>
     </w:p>
     <w:p>
       <w:pPr>
-        <w:spacing w:before="40" w:after="80"/>
-        <w:ind w:left="283"/>
-        <w:shd w:val="clear" w:color="auto" w:fill="EEF2F8"/>
+        <w:ind w:left="170"/>
         <w:pBdr>
-          <w:left w:val="single" w:sz="20" w:space="6" w:color="1F3864"/>
+          <w:left w:val="single" w:sz="18" w:space="4" w:color="1F3864"/>
         </w:pBdr>
+        <w:shd w:val="clear" w:fill="F2F5FA"/>
       </w:pPr>
       <w:r>
         <w:rPr>
-          <w:sz w:val="20"/>
+          <w:b w:val="0"/>
         </w:rPr>
         <w:t>（注：[00:22:08]–[00:39:17]之间为尊者逐步引导实修的过程，从略；以下为实修时带领念诵的段落照录。）</w:t>
       </w:r>
     </w:p>
     <w:p>
       <w:pPr>
-        <w:spacing w:before="40" w:after="80"/>
-        <w:ind w:left="283"/>
-        <w:shd w:val="clear" w:color="auto" w:fill="EEF2F8"/>
+        <w:ind w:left="170"/>
         <w:pBdr>
-          <w:left w:val="single" w:sz="20" w:space="6" w:color="1F3864"/>
+          <w:left w:val="single" w:sz="18" w:space="4" w:color="1F3864"/>
         </w:pBdr>
+        <w:shd w:val="clear" w:fill="F2F5FA"/>
       </w:pPr>
       <w:r>
         <w:rPr>
-          <w:sz w:val="20"/>
+          <w:b w:val="0"/>
         </w:rPr>
         <w:t>[00:39:17] 愿我没有心灵的痛苦——放松。（愿我）无敌意、无伤害、无恼乱，保持自己的快乐。愿我无敌意、没有内心的痛苦、没有身体的痛苦、保有自己的快乐。</w:t>
       </w:r>
     </w:p>
     <w:p>
       <w:pPr>
-        <w:spacing w:before="40" w:after="80"/>
-        <w:ind w:left="283"/>
-        <w:shd w:val="clear" w:color="auto" w:fill="EEF2F8"/>
+        <w:ind w:left="170"/>
         <w:pBdr>
-          <w:left w:val="single" w:sz="20" w:space="6" w:color="1F3864"/>
+          <w:left w:val="single" w:sz="18" w:space="4" w:color="1F3864"/>
         </w:pBdr>
+        <w:shd w:val="clear" w:fill="F2F5FA"/>
       </w:pPr>
       <w:r>
         <w:rPr>
-          <w:sz w:val="20"/>
+          <w:b w:val="0"/>
         </w:rPr>
         <w:t>[00:40:08] 阿威罗哈米，阿比阿巴哈米，阿利嘎哈米，苏提阿达朗巴里哈拉米。愿我没有危难，愿我内心愉悦，愿我身体健康，愿我保持快乐。</w:t>
       </w:r>
     </w:p>
     <w:p>
       <w:pPr>
-        <w:spacing w:before="40" w:after="80"/>
-        <w:ind w:left="283"/>
-        <w:shd w:val="clear" w:color="auto" w:fill="EEF2F8"/>
+        <w:ind w:left="170"/>
         <w:pBdr>
-          <w:left w:val="single" w:sz="20" w:space="6" w:color="1F3864"/>
+          <w:left w:val="single" w:sz="18" w:space="4" w:color="1F3864"/>
         </w:pBdr>
+        <w:shd w:val="clear" w:fill="F2F5FA"/>
       </w:pPr>
       <w:r>
         <w:rPr>
-          <w:sz w:val="20"/>
+          <w:b w:val="0"/>
         </w:rPr>
         <w:t>[00:42:03] （对喜爱尊敬的同性：）阿利嘎哈图，苏提阿达朗，巴里哈拉图——愿这位善人远离危难、没有内心的痛苦、没有身体的痛苦、保有自己的快乐。</w:t>
       </w:r>
@@ -2261,13 +2308,12 @@
       <w:r>
         <w:rPr>
           <w:b/>
-          <w:sz w:val="21"/>
         </w:rPr>
         <w:t>◈扩展段落</w:t>
       </w:r>
       <w:r>
         <w:rPr>
-          <w:sz w:val="21"/>
+          <w:b w:val="0"/>
         </w:rPr>
         <w:t>（可选）</w:t>
       </w:r>
@@ -2276,55 +2322,51 @@
       <w:r>
         <w:rPr>
           <w:b/>
-          <w:sz w:val="21"/>
         </w:rPr>
         <w:t>六、三个慈心防护的典故：母羊哺乳／王后与弓箭／佛陀降服狂象</w:t>
       </w:r>
     </w:p>
     <w:p>
       <w:pPr>
-        <w:spacing w:before="40" w:after="80"/>
-        <w:ind w:left="283"/>
-        <w:shd w:val="clear" w:color="auto" w:fill="EEF2F8"/>
+        <w:ind w:left="170"/>
         <w:pBdr>
-          <w:left w:val="single" w:sz="20" w:space="6" w:color="1F3864"/>
+          <w:left w:val="single" w:sz="18" w:space="4" w:color="1F3864"/>
         </w:pBdr>
+        <w:shd w:val="clear" w:fill="F2F5FA"/>
       </w:pPr>
       <w:r>
         <w:rPr>
-          <w:sz w:val="20"/>
+          <w:b w:val="0"/>
         </w:rPr>
         <w:t>[00:07:16] 很多人可能在国内听过这样的课：一只母羊正在哺乳小羊的时候，猎人的弓箭呢射不透它。那么母羊在哺乳小羊的时候，它充满了慈爱，这个弓箭射不动它——这个是不是真实我不知道，但是佛陀的经典里面也有这样的（记载）。</w:t>
       </w:r>
     </w:p>
     <w:p>
       <w:pPr>
-        <w:spacing w:before="40" w:after="80"/>
-        <w:ind w:left="283"/>
-        <w:shd w:val="clear" w:color="auto" w:fill="EEF2F8"/>
+        <w:ind w:left="170"/>
         <w:pBdr>
-          <w:left w:val="single" w:sz="20" w:space="6" w:color="1F3864"/>
+          <w:left w:val="single" w:sz="18" w:space="4" w:color="1F3864"/>
         </w:pBdr>
+        <w:shd w:val="clear" w:fill="F2F5FA"/>
       </w:pPr>
       <w:r>
         <w:rPr>
-          <w:sz w:val="20"/>
+          <w:b w:val="0"/>
         </w:rPr>
         <w:t>[00:07:46] （还有）一个国王听信谗言，准备对他（的）王后以及几十个婢女——她们站成一排——用弓箭把她们射死。王后呢就（教大家）向国王散播慈爱，国王的弓箭呢就射不出去。</w:t>
       </w:r>
     </w:p>
     <w:p>
       <w:pPr>
-        <w:spacing w:before="40" w:after="80"/>
-        <w:ind w:left="283"/>
-        <w:shd w:val="clear" w:color="auto" w:fill="EEF2F8"/>
+        <w:ind w:left="170"/>
         <w:pBdr>
-          <w:left w:val="single" w:sz="20" w:space="6" w:color="1F3864"/>
+          <w:left w:val="single" w:sz="18" w:space="4" w:color="1F3864"/>
         </w:pBdr>
+        <w:shd w:val="clear" w:fill="F2F5FA"/>
       </w:pPr>
       <w:r>
         <w:rPr>
-          <w:sz w:val="20"/>
+          <w:b w:val="0"/>
         </w:rPr>
         <w:t>[00:08:13] 大家可能最有印象的（是）：德瓦达嘎——就是迭瓦达德——为了谋害佛陀，放出了狂象去踩踏佛陀。佛陀呢向这只大象散播慈爱，这个大象呢慢慢就停下来，走到佛陀的面前，用他的鼻子去触摸佛陀的双脚，然后吸起地上的尘土，喷在自己身上，慢慢地退后。那就是有慈心呢就不会有伤害，有慈心呢就不会有敌人。（尊者）讲一些故事，让大家知道慈心的利益。</w:t>
       </w:r>
@@ -2333,7 +2375,6 @@
       <w:r>
         <w:rPr>
           <w:b/>
-          <w:sz w:val="21"/>
         </w:rPr>
         <w:t>【编者补充·慈心九戒（条目式摘引）】</w:t>
       </w:r>
@@ -2341,20 +2382,19 @@
     <w:p>
       <w:r>
         <w:rPr>
-          <w:sz w:val="21"/>
+          <w:b w:val="0"/>
         </w:rPr>
         <w:t>《应作慈爱经》（Karaṇīyamettāsuttaṃ）前半列举了修慈者应具足的九项素质（慈心九戒），古源尊者在多次开示中将其列为修慈心的前行准备。</w:t>
       </w:r>
       <w:r>
         <w:rPr>
           <w:b/>
-          <w:sz w:val="21"/>
         </w:rPr>
         <w:t>本周三个音声素材中尊者未逐条口释</w:t>
       </w:r>
       <w:r>
         <w:rPr>
-          <w:sz w:val="21"/>
+          <w:b w:val="0"/>
         </w:rPr>
         <w:t>，兹以条目形式摘引，供共读时逐条对照自省：</w:t>
       </w:r>
@@ -2362,252 +2402,194 @@
     <w:p>
       <w:r>
         <w:rPr>
-          <w:sz w:val="21"/>
+          <w:b w:val="0"/>
         </w:rPr>
         <w:t>① 能干正直；② 坦白恭顺；③ 柔软不骄；④ 知足易养；⑤ 少事务简朴；⑥ 诸根寂静；⑦ 不轻犯者；⑧ 不期求信施；⑨ 不作损他事。</w:t>
       </w:r>
     </w:p>
     <w:p>
       <w:pPr>
-        <w:spacing w:before="40" w:after="80"/>
-        <w:ind w:left="283"/>
-        <w:shd w:val="clear" w:color="auto" w:fill="EEF2F8"/>
+        <w:ind w:left="170"/>
         <w:pBdr>
-          <w:left w:val="single" w:sz="20" w:space="6" w:color="1F3864"/>
+          <w:left w:val="single" w:sz="18" w:space="4" w:color="1F3864"/>
         </w:pBdr>
+        <w:shd w:val="clear" w:fill="F2F5FA"/>
       </w:pPr>
       <w:r>
         <w:rPr>
-          <w:sz w:val="20"/>
+          <w:b w:val="0"/>
         </w:rPr>
         <w:t>⚠️ 查重注记：本条目仅为经文前半之纲领摘引，非整段经文；《应作慈爱经》</w:t>
       </w:r>
       <w:r>
         <w:rPr>
           <w:b/>
-          <w:sz w:val="20"/>
         </w:rPr>
         <w:t>完整共读原文（含巴利原文与中文翻译、十五种素质详解）见读书会02《慈心禅修习》资料包对应周</w:t>
       </w:r>
       <w:r>
         <w:rPr>
-          <w:sz w:val="20"/>
+          <w:b w:val="0"/>
         </w:rPr>
         <w:t>，本周不再重复收录。</w:t>
       </w:r>
     </w:p>
     <w:p>
-      <w:pPr>
-        <w:spacing w:before="120" w:after="80"/>
-      </w:pPr>
       <w:r>
         <w:rPr>
-          <w:rFonts w:ascii="Microsoft YaHei" w:hAnsi="Microsoft YaHei" w:eastAsia="Microsoft YaHei"/>
           <w:b/>
           <w:color w:val="1F3864"/>
-          <w:sz w:val="25"/>
+          <w:sz w:val="23"/>
         </w:rPr>
         <w:t>原文材料③：慈心的十一种利益与对治嗔恚</w:t>
       </w:r>
     </w:p>
     <w:p>
       <w:pPr>
-        <w:spacing w:before="40" w:after="80"/>
-        <w:ind w:left="283"/>
-        <w:shd w:val="clear" w:color="auto" w:fill="EEF2F8"/>
+        <w:ind w:left="170"/>
         <w:pBdr>
-          <w:left w:val="single" w:sz="20" w:space="6" w:color="1F3864"/>
+          <w:left w:val="single" w:sz="18" w:space="4" w:color="1F3864"/>
         </w:pBdr>
+        <w:shd w:val="clear" w:fill="F2F5FA"/>
       </w:pPr>
       <w:r>
         <w:rPr>
           <w:b/>
-          <w:sz w:val="20"/>
         </w:rPr>
         <w:t>段落优先级</w:t>
       </w:r>
       <w:r>
         <w:rPr>
-          <w:sz w:val="20"/>
+          <w:b w:val="0"/>
         </w:rPr>
         <w:t>：★核心必读（时间不够时只读★段落）</w:t>
       </w:r>
     </w:p>
     <w:p>
       <w:pPr>
-        <w:ind w:left="340"/>
-      </w:pPr>
-      <w:r>
-        <w:rPr>
-          <w:color w:val="1F3864"/>
-          <w:sz w:val="21"/>
-        </w:rPr>
-        <w:t xml:space="preserve">• </w:t>
-      </w:r>
+        <w:pStyle w:val="ListBullet"/>
+      </w:pPr>
       <w:r>
         <w:rPr>
           <w:b/>
-          <w:sz w:val="21"/>
         </w:rPr>
         <w:t>标题</w:t>
       </w:r>
       <w:r>
         <w:rPr>
-          <w:sz w:val="21"/>
+          <w:b w:val="0"/>
         </w:rPr>
         <w:t>：《09_慈心禅-古源尊者-20240212》（"十一种利益""对治嗔恚"部分）</w:t>
       </w:r>
     </w:p>
     <w:p>
       <w:pPr>
-        <w:ind w:left="340"/>
-      </w:pPr>
-      <w:r>
-        <w:rPr>
-          <w:color w:val="1F3864"/>
-          <w:sz w:val="21"/>
-        </w:rPr>
-        <w:t xml:space="preserve">• </w:t>
-      </w:r>
+        <w:pStyle w:val="ListBullet"/>
+      </w:pPr>
       <w:r>
         <w:rPr>
           <w:b/>
-          <w:sz w:val="21"/>
         </w:rPr>
         <w:t>文件类型</w:t>
       </w:r>
       <w:r>
         <w:rPr>
-          <w:sz w:val="21"/>
+          <w:b w:val="0"/>
         </w:rPr>
         <w:t>：录音转写（S）——（依据录音转写整理，已校对明显同音错字）</w:t>
       </w:r>
     </w:p>
     <w:p>
       <w:pPr>
-        <w:ind w:left="340"/>
-      </w:pPr>
-      <w:r>
-        <w:rPr>
-          <w:color w:val="1F3864"/>
-          <w:sz w:val="21"/>
-        </w:rPr>
-        <w:t xml:space="preserve">• </w:t>
-      </w:r>
+        <w:pStyle w:val="ListBullet"/>
+      </w:pPr>
       <w:r>
         <w:rPr>
           <w:b/>
-          <w:sz w:val="21"/>
         </w:rPr>
         <w:t>说明</w:t>
       </w:r>
       <w:r>
         <w:rPr>
-          <w:sz w:val="21"/>
+          <w:b w:val="0"/>
         </w:rPr>
         <w:t>：本材料依据录音转写整理，非逐字原稿；已校对明显同音错字，如"十一种不益"→十一种利益、"受天然的守护"→受天人守护、"临终不光明"→临终不昏迷、"实心参禅/实心三禅"→慈心三昧（慈心禅那）、"演出"→业处、人名"武大老师"→乌达拉、（ ）内为整理注记。知识库提取返回带"[generated, not original text]"标注（经整理返回，非逐字原文），照常使用并在此保留标注。</w:t>
       </w:r>
     </w:p>
     <w:p>
       <w:pPr>
-        <w:ind w:left="340"/>
-      </w:pPr>
-      <w:r>
-        <w:rPr>
-          <w:color w:val="1F3864"/>
-          <w:sz w:val="21"/>
-        </w:rPr>
-        <w:t xml:space="preserve">• </w:t>
-      </w:r>
+        <w:pStyle w:val="ListBullet"/>
+      </w:pPr>
       <w:r>
         <w:rPr>
           <w:b/>
-          <w:sz w:val="21"/>
         </w:rPr>
         <w:t>知识库出处</w:t>
       </w:r>
       <w:r>
         <w:rPr>
-          <w:sz w:val="21"/>
+          <w:b w:val="0"/>
         </w:rPr>
         <w:t>：知识库「古源尊者开示及上座部佛教资料」</w:t>
       </w:r>
     </w:p>
     <w:p>
       <w:pPr>
-        <w:ind w:left="340"/>
-      </w:pPr>
-      <w:r>
-        <w:rPr>
-          <w:color w:val="1F3864"/>
-          <w:sz w:val="21"/>
-        </w:rPr>
-        <w:t xml:space="preserve">• </w:t>
-      </w:r>
+        <w:pStyle w:val="ListBullet"/>
+      </w:pPr>
       <w:r>
         <w:rPr>
           <w:b/>
-          <w:sz w:val="21"/>
         </w:rPr>
         <w:t>media_id</w:t>
       </w:r>
       <w:r>
         <w:rPr>
-          <w:sz w:val="21"/>
+          <w:b w:val="0"/>
         </w:rPr>
         <w:t>：soundrecording_d0dd1c0cd17209afe241ece24bf6b7b4_4563c1d5d241dad64908be433bd6feda7439961422831605</w:t>
       </w:r>
     </w:p>
     <w:p>
       <w:pPr>
-        <w:ind w:left="340"/>
-      </w:pPr>
-      <w:r>
-        <w:rPr>
-          <w:color w:val="1F3864"/>
-          <w:sz w:val="21"/>
-        </w:rPr>
-        <w:t xml:space="preserve">• </w:t>
-      </w:r>
+        <w:pStyle w:val="ListBullet"/>
+      </w:pPr>
       <w:r>
         <w:rPr>
           <w:b/>
-          <w:sz w:val="21"/>
         </w:rPr>
         <w:t>打开方式</w:t>
       </w:r>
       <w:r>
         <w:rPr>
-          <w:sz w:val="21"/>
+          <w:b w:val="0"/>
         </w:rPr>
         <w:t>：ima知识库搜索「慈心禅 20240212」即可打开</w:t>
       </w:r>
     </w:p>
     <w:p>
       <w:pPr>
-        <w:spacing w:before="40" w:after="80"/>
-        <w:ind w:left="283"/>
-        <w:shd w:val="clear" w:color="auto" w:fill="EEF2F8"/>
+        <w:ind w:left="170"/>
         <w:pBdr>
-          <w:left w:val="single" w:sz="20" w:space="6" w:color="1F3864"/>
+          <w:left w:val="single" w:sz="18" w:space="4" w:color="1F3864"/>
         </w:pBdr>
+        <w:shd w:val="clear" w:fill="F2F5FA"/>
       </w:pPr>
       <w:r>
         <w:rPr>
-          <w:sz w:val="20"/>
+          <w:b w:val="0"/>
         </w:rPr>
         <w:t xml:space="preserve">📎 </w:t>
       </w:r>
       <w:r>
         <w:rPr>
           <w:b/>
-          <w:sz w:val="20"/>
         </w:rPr>
         <w:t>完整原文见《原文全集》第2周部分·材料③</w:t>
       </w:r>
       <w:r>
         <w:rPr>
-          <w:sz w:val="20"/>
+          <w:b w:val="0"/>
         </w:rPr>
         <w:t>，以下为章节完整文字（照录自本周素材文件，未删改）：</w:t>
       </w:r>
@@ -2616,13 +2598,12 @@
       <w:r>
         <w:rPr>
           <w:b/>
-          <w:sz w:val="21"/>
         </w:rPr>
         <w:t>★核心段落</w:t>
       </w:r>
       <w:r>
         <w:rPr>
-          <w:sz w:val="21"/>
+          <w:b w:val="0"/>
         </w:rPr>
         <w:t>（必读）</w:t>
       </w:r>
@@ -2631,71 +2612,66 @@
       <w:r>
         <w:rPr>
           <w:b/>
-          <w:sz w:val="21"/>
         </w:rPr>
         <w:t>一、慈心禅的十一种利益</w:t>
       </w:r>
     </w:p>
     <w:p>
       <w:pPr>
-        <w:spacing w:before="40" w:after="80"/>
-        <w:ind w:left="283"/>
-        <w:shd w:val="clear" w:color="auto" w:fill="EEF2F8"/>
+        <w:ind w:left="170"/>
         <w:pBdr>
-          <w:left w:val="single" w:sz="20" w:space="6" w:color="1F3864"/>
+          <w:left w:val="single" w:sz="18" w:space="4" w:color="1F3864"/>
         </w:pBdr>
+        <w:shd w:val="clear" w:fill="F2F5FA"/>
       </w:pPr>
       <w:r>
         <w:rPr>
-          <w:sz w:val="20"/>
+          <w:b w:val="0"/>
         </w:rPr>
         <w:t>[00:00:19] 慈心禅，在佛陀的教导里面，它是属于很重要的一个业处。我们现在来看这个慈心的利益。</w:t>
       </w:r>
     </w:p>
     <w:p>
       <w:pPr>
-        <w:spacing w:before="40" w:after="80"/>
-        <w:ind w:left="283"/>
-        <w:shd w:val="clear" w:color="auto" w:fill="EEF2F8"/>
+        <w:ind w:left="170"/>
         <w:pBdr>
-          <w:left w:val="single" w:sz="20" w:space="6" w:color="1F3864"/>
+          <w:left w:val="single" w:sz="18" w:space="4" w:color="1F3864"/>
         </w:pBdr>
+        <w:shd w:val="clear" w:fill="F2F5FA"/>
       </w:pPr>
       <w:r>
         <w:rPr>
-          <w:sz w:val="20"/>
+          <w:b w:val="0"/>
         </w:rPr>
         <w:t>[00:00:29] 佛陀说，慈心呢有十一种利益。第一个，可以睡眠舒适；醒来舒适，不会做噩梦；受人喜爱，受非人喜爱，受天人守护；不受火毒和武器的影响；心易得定，肤色明亮，临终不昏迷；若无（更高的证量），投生梵天道。那么这个睡眠舒适、醒来舒适、无噩梦、受人喜爱、受非人喜爱、天人守护，这是（修慈心者）普遍（能得）的。</w:t>
       </w:r>
     </w:p>
     <w:p>
       <w:pPr>
-        <w:spacing w:before="40" w:after="80"/>
-        <w:ind w:left="283"/>
-        <w:shd w:val="clear" w:color="auto" w:fill="EEF2F8"/>
+        <w:ind w:left="170"/>
         <w:pBdr>
-          <w:left w:val="single" w:sz="20" w:space="6" w:color="1F3864"/>
+          <w:left w:val="single" w:sz="18" w:space="4" w:color="1F3864"/>
         </w:pBdr>
+        <w:shd w:val="clear" w:fill="F2F5FA"/>
       </w:pPr>
       <w:r>
         <w:rPr>
-          <w:sz w:val="20"/>
+          <w:b w:val="0"/>
         </w:rPr>
         <w:t>[00:01:10] 大家如果（修）习慈心禅，都能够得到这样的利益。如果你觉得有某一件事情现在不好办，你就给他（们）散播慈爱，往往都有意想不到的效果。</w:t>
       </w:r>
     </w:p>
     <w:p>
       <w:pPr>
-        <w:spacing w:before="40" w:after="80"/>
-        <w:ind w:left="283"/>
-        <w:shd w:val="clear" w:color="auto" w:fill="EEF2F8"/>
+        <w:ind w:left="170"/>
         <w:pBdr>
-          <w:left w:val="single" w:sz="20" w:space="6" w:color="1F3864"/>
+          <w:left w:val="single" w:sz="18" w:space="4" w:color="1F3864"/>
         </w:pBdr>
+        <w:shd w:val="clear" w:fill="F2F5FA"/>
       </w:pPr>
       <w:r>
         <w:rPr>
-          <w:sz w:val="20"/>
+          <w:b w:val="0"/>
         </w:rPr>
         <w:t>[00:01:40] 肤色很明亮：经常（修）慈心禅的人，你可以观察，这肤色很明亮。那"不受火毒武器影响"，就是刚才（讲的）乌达拉的例子——滚烫的油泼在她身上，就像水滴在荷叶上（自然滑落）。</w:t>
       </w:r>
@@ -2704,69 +2680,61 @@
       <w:r>
         <w:rPr>
           <w:b/>
-          <w:sz w:val="21"/>
         </w:rPr>
         <w:t>二、对治嗔恚："一丝丝的嗔恨都没有"</w:t>
       </w:r>
     </w:p>
     <w:p>
       <w:pPr>
-        <w:spacing w:before="40" w:after="80"/>
-        <w:ind w:left="283"/>
-        <w:shd w:val="clear" w:color="auto" w:fill="EEF2F8"/>
+        <w:ind w:left="170"/>
         <w:pBdr>
-          <w:left w:val="single" w:sz="20" w:space="6" w:color="1F3864"/>
+          <w:left w:val="single" w:sz="18" w:space="4" w:color="1F3864"/>
         </w:pBdr>
+        <w:shd w:val="clear" w:fill="F2F5FA"/>
       </w:pPr>
       <w:r>
         <w:rPr>
-          <w:sz w:val="20"/>
+          <w:b w:val="0"/>
         </w:rPr>
         <w:t>[00:06:37] 这个乌达拉当时迅速进入慈心三昧。在经典里面讲说这个油呢泼在她身上，就像那个水滴在荷叶上，自然（滑落）。</w:t>
       </w:r>
     </w:p>
     <w:p>
       <w:pPr>
-        <w:spacing w:before="40" w:after="80"/>
-        <w:ind w:left="283"/>
-        <w:shd w:val="clear" w:color="auto" w:fill="EEF2F8"/>
+        <w:ind w:left="170"/>
         <w:pBdr>
-          <w:left w:val="single" w:sz="20" w:space="6" w:color="1F3864"/>
+          <w:left w:val="single" w:sz="18" w:space="4" w:color="1F3864"/>
         </w:pBdr>
+        <w:shd w:val="clear" w:fill="F2F5FA"/>
       </w:pPr>
       <w:r>
         <w:rPr>
-          <w:sz w:val="20"/>
+          <w:b w:val="0"/>
         </w:rPr>
         <w:t>[00:06:58] （西利玛）很惊奇，问为什么会这样。（乌达拉）对她说：当你用这个（滚烫的）油泼在我身上的时候，在那个当下，我一丝丝的嗔恨都没有，（才）得以入慈心三昧。所以当我们入慈心三昧的时候，就不受火毒和武器的影响。当然，这个是指你要（真）证得慈心三昧——而不是说"我已经（会）修（慈心）了"，怎么搞（油泼过来）我还是挨了。</w:t>
       </w:r>
     </w:p>
     <w:p>
       <w:pPr>
-        <w:spacing w:before="40" w:after="80"/>
-        <w:ind w:left="283"/>
-        <w:shd w:val="clear" w:color="auto" w:fill="EEF2F8"/>
+        <w:ind w:left="170"/>
         <w:pBdr>
-          <w:left w:val="single" w:sz="20" w:space="6" w:color="1F3864"/>
+          <w:left w:val="single" w:sz="18" w:space="4" w:color="1F3864"/>
         </w:pBdr>
+        <w:shd w:val="clear" w:fill="F2F5FA"/>
       </w:pPr>
       <w:r>
         <w:rPr>
-          <w:sz w:val="20"/>
+          <w:b w:val="0"/>
         </w:rPr>
         <w:t>（注：乌达拉与滚烫的油的故事背景，见本周材料①第二段。）</w:t>
       </w:r>
     </w:p>
     <w:p>
-      <w:pPr>
-        <w:spacing w:before="160" w:after="80"/>
-      </w:pPr>
       <w:r>
         <w:rPr>
-          <w:rFonts w:ascii="Microsoft YaHei" w:hAnsi="Microsoft YaHei" w:eastAsia="Microsoft YaHei"/>
           <w:b/>
           <w:color w:val="1F3864"/>
-          <w:sz w:val="28"/>
+          <w:sz w:val="26"/>
         </w:rPr>
         <w:t>💬 第一轮分享（20 min）</w:t>
       </w:r>
@@ -2775,43 +2743,52 @@
       <w:r>
         <w:rPr>
           <w:b/>
-          <w:sz w:val="21"/>
         </w:rPr>
         <w:t>主持人引导</w:t>
       </w:r>
       <w:r>
         <w:rPr>
-          <w:sz w:val="21"/>
+          <w:b w:val="0"/>
         </w:rPr>
         <w:t>：</w:t>
       </w:r>
     </w:p>
     <w:p>
       <w:pPr>
-        <w:spacing w:before="40" w:after="80"/>
-        <w:ind w:left="283"/>
-        <w:shd w:val="clear" w:color="auto" w:fill="EEF2F8"/>
+        <w:ind w:left="170"/>
         <w:pBdr>
-          <w:left w:val="single" w:sz="20" w:space="6" w:color="1F3864"/>
+          <w:left w:val="single" w:sz="18" w:space="4" w:color="1F3864"/>
         </w:pBdr>
+        <w:shd w:val="clear" w:fill="F2F5FA"/>
       </w:pPr>
       <w:r>
         <w:rPr>
-          <w:sz w:val="20"/>
+          <w:b w:val="0"/>
         </w:rPr>
-        <w:t>请大家轮流分享：读完这三段文字，最触动你的一句话是什么？为什么触动你？ （主持人先分享自己的，然后按顺序轮流。这一轮只说不评论。）</w:t>
+        <w:t>请大家轮流分享：读完这三段文字，最触动你的一句话是什么？为什么触动你？</w:t>
       </w:r>
     </w:p>
     <w:p>
       <w:pPr>
-        <w:spacing w:before="160" w:after="80"/>
+        <w:ind w:left="170"/>
+        <w:pBdr>
+          <w:left w:val="single" w:sz="18" w:space="4" w:color="1F3864"/>
+        </w:pBdr>
+        <w:shd w:val="clear" w:fill="F2F5FA"/>
       </w:pPr>
       <w:r>
         <w:rPr>
-          <w:rFonts w:ascii="Microsoft YaHei" w:hAnsi="Microsoft YaHei" w:eastAsia="Microsoft YaHei"/>
+          <w:b w:val="0"/>
+        </w:rPr>
+        <w:t>（主持人先分享自己的，然后按顺序轮流。这一轮只说不评论。）</w:t>
+      </w:r>
+    </w:p>
+    <w:p>
+      <w:r>
+        <w:rPr>
           <w:b/>
           <w:color w:val="1F3864"/>
-          <w:sz w:val="28"/>
+          <w:sz w:val="26"/>
         </w:rPr>
         <w:t>🎯 主题讨论（35 min）</w:t>
       </w:r>
@@ -2820,26 +2797,24 @@
       <w:r>
         <w:rPr>
           <w:b/>
-          <w:sz w:val="21"/>
         </w:rPr>
         <w:t>主持人引导</w:t>
       </w:r>
       <w:r>
         <w:rPr>
-          <w:sz w:val="21"/>
+          <w:b w:val="0"/>
         </w:rPr>
         <w:t>：朗读下面3个问题，让大家自由讨论。</w:t>
       </w:r>
       <w:r>
         <w:rPr>
           <w:b/>
-          <w:sz w:val="21"/>
         </w:rPr>
         <w:t>你不提供答案</w:t>
       </w:r>
       <w:r>
         <w:rPr>
-          <w:sz w:val="21"/>
+          <w:b w:val="0"/>
         </w:rPr>
         <w:t>，只引导。</w:t>
       </w:r>
@@ -2848,170 +2823,181 @@
       <w:r>
         <w:rPr>
           <w:b/>
-          <w:sz w:val="21"/>
         </w:rPr>
         <w:t>讨论问题（按优先级）</w:t>
       </w:r>
       <w:r>
         <w:rPr>
-          <w:sz w:val="21"/>
+          <w:b w:val="0"/>
         </w:rPr>
         <w:t>：</w:t>
       </w:r>
     </w:p>
     <w:p>
       <w:pPr>
-        <w:ind w:left="340"/>
-      </w:pPr>
-      <w:r>
-        <w:rPr>
-          <w:color w:val="1F3864"/>
-          <w:sz w:val="21"/>
-        </w:rPr>
-        <w:t xml:space="preserve">• </w:t>
-      </w:r>
+        <w:pStyle w:val="ListBullet"/>
+      </w:pPr>
       <w:r>
         <w:rPr>
           <w:b/>
-          <w:sz w:val="21"/>
         </w:rPr>
         <w:t>问题①（★必答，时间不够时只讨论这个）</w:t>
       </w:r>
       <w:r>
         <w:rPr>
-          <w:sz w:val="21"/>
+          <w:b w:val="0"/>
         </w:rPr>
         <w:t>：原文说“一个不会爱自己的人，不会爱别人”。回想一下：你平时怎么对待自己——搞砸事情的时候，心里第一个声音是责备，还是体谅？今天试着给自己念四句祝愿，是什么感觉？（提示：可回到材料②第二段；没有标准答案，说真实感受即可）</w:t>
       </w:r>
     </w:p>
     <w:p>
       <w:pPr>
-        <w:ind w:left="340"/>
-      </w:pPr>
-      <w:r>
-        <w:rPr>
-          <w:color w:val="1F3864"/>
-          <w:sz w:val="21"/>
-        </w:rPr>
-        <w:t xml:space="preserve">• </w:t>
-      </w:r>
+        <w:pStyle w:val="ListBullet"/>
+      </w:pPr>
       <w:r>
         <w:rPr>
           <w:b/>
-          <w:sz w:val="21"/>
         </w:rPr>
         <w:t>问题②（◈选答）</w:t>
       </w:r>
       <w:r>
         <w:rPr>
-          <w:sz w:val="21"/>
+          <w:b w:val="0"/>
         </w:rPr>
         <w:t>：尊者说，只对喜爱的人散播慈心，“修着修着就变成贪爱，而不是慈心”。对照你的生活——对孩子、伴侣、父母、偶像……你分得清“慈心”和“贪爱”吗？（提示：可回到材料②第三段“慈心是平等的”）</w:t>
       </w:r>
     </w:p>
     <w:p>
       <w:pPr>
-        <w:ind w:left="340"/>
-      </w:pPr>
-      <w:r>
-        <w:rPr>
-          <w:color w:val="1F3864"/>
-          <w:sz w:val="21"/>
-        </w:rPr>
-        <w:t xml:space="preserve">• </w:t>
-      </w:r>
+        <w:pStyle w:val="ListBullet"/>
+      </w:pPr>
       <w:r>
         <w:rPr>
           <w:b/>
-          <w:sz w:val="21"/>
         </w:rPr>
         <w:t>问题③（◈选答，时间富余或大家感兴趣时讨论）</w:t>
       </w:r>
       <w:r>
         <w:rPr>
-          <w:sz w:val="21"/>
+          <w:b w:val="0"/>
         </w:rPr>
         <w:t>：对不喜欢的人、甚至“敌人”修慈心——尊者说“放过别人就是放过自己”，还说这是“透过这个仇人，让我能修习忍辱”。你愿意试试吗？如果卡住了，卡在哪里？（提示：可回到材料①第四段；如果情绪被勾起，可以只说感受，不讲事件细节）</w:t>
       </w:r>
     </w:p>
     <w:p>
       <w:pPr>
-        <w:spacing w:before="40" w:after="80"/>
-        <w:ind w:left="283"/>
-        <w:shd w:val="clear" w:color="auto" w:fill="EEF2F8"/>
+        <w:ind w:left="170"/>
         <w:pBdr>
-          <w:left w:val="single" w:sz="20" w:space="6" w:color="1F3864"/>
+          <w:left w:val="single" w:sz="18" w:space="4" w:color="1F3864"/>
         </w:pBdr>
+        <w:shd w:val="clear" w:fill="F2F5FA"/>
       </w:pPr>
       <w:r>
         <w:rPr>
           <w:b/>
-          <w:sz w:val="20"/>
         </w:rPr>
         <w:t>分层追问</w:t>
       </w:r>
       <w:r>
         <w:rPr>
-          <w:sz w:val="20"/>
+          <w:b w:val="0"/>
         </w:rPr>
-        <w:t>（可视时间取用，由浅入深）： - 【现象】你上一次真心对自己好，是什么时候、做了什么？ - 【影响】一个习惯苛责自己的人，他的生活通常是什么样子？ - 【应对】接下来一周，你可以用哪一种「对自己好」的小动作来练习？</w:t>
+        <w:t>（可视时间取用，由浅入深）：</w:t>
       </w:r>
     </w:p>
     <w:p>
       <w:pPr>
-        <w:spacing w:before="160" w:after="80"/>
+        <w:ind w:left="170"/>
+        <w:pBdr>
+          <w:left w:val="single" w:sz="18" w:space="4" w:color="1F3864"/>
+        </w:pBdr>
+        <w:shd w:val="clear" w:fill="F2F5FA"/>
       </w:pPr>
       <w:r>
         <w:rPr>
-          <w:rFonts w:ascii="Microsoft YaHei" w:hAnsi="Microsoft YaHei" w:eastAsia="Microsoft YaHei"/>
+          <w:b w:val="0"/>
+        </w:rPr>
+        <w:t>- 【现象】你上一次真心对自己好，是什么时候、做了什么？</w:t>
+      </w:r>
+    </w:p>
+    <w:p>
+      <w:pPr>
+        <w:ind w:left="170"/>
+        <w:pBdr>
+          <w:left w:val="single" w:sz="18" w:space="4" w:color="1F3864"/>
+        </w:pBdr>
+        <w:shd w:val="clear" w:fill="F2F5FA"/>
+      </w:pPr>
+      <w:r>
+        <w:rPr>
+          <w:b w:val="0"/>
+        </w:rPr>
+        <w:t>- 【影响】一个习惯苛责自己的人，他的生活通常是什么样子？</w:t>
+      </w:r>
+    </w:p>
+    <w:p>
+      <w:pPr>
+        <w:ind w:left="170"/>
+        <w:pBdr>
+          <w:left w:val="single" w:sz="18" w:space="4" w:color="1F3864"/>
+        </w:pBdr>
+        <w:shd w:val="clear" w:fill="F2F5FA"/>
+      </w:pPr>
+      <w:r>
+        <w:rPr>
+          <w:b w:val="0"/>
+        </w:rPr>
+        <w:t>- 【应对】接下来一周，你可以用哪一种「对自己好」的小动作来练习？</w:t>
+      </w:r>
+    </w:p>
+    <w:p>
+      <w:r>
+        <w:rPr>
           <w:b/>
           <w:color w:val="1F3864"/>
-          <w:sz w:val="28"/>
+          <w:sz w:val="26"/>
         </w:rPr>
         <w:t>🧘 禅修练习（15 min）：把四句祝愿，从自己散播出去</w:t>
       </w:r>
     </w:p>
     <w:p>
       <w:pPr>
-        <w:spacing w:before="40" w:after="80"/>
-        <w:ind w:left="283"/>
-        <w:shd w:val="clear" w:color="auto" w:fill="EEF2F8"/>
+        <w:ind w:left="170"/>
         <w:pBdr>
-          <w:left w:val="single" w:sz="20" w:space="6" w:color="1F3864"/>
+          <w:left w:val="single" w:sz="18" w:space="4" w:color="1F3864"/>
         </w:pBdr>
+        <w:shd w:val="clear" w:fill="F2F5FA"/>
       </w:pPr>
       <w:r>
         <w:rPr>
-          <w:sz w:val="20"/>
+          <w:b w:val="0"/>
         </w:rPr>
         <w:t xml:space="preserve">⚠️ </w:t>
       </w:r>
       <w:r>
         <w:rPr>
           <w:b/>
-          <w:sz w:val="20"/>
         </w:rPr>
         <w:t>禅修禁忌提示</w:t>
       </w:r>
       <w:r>
         <w:rPr>
-          <w:sz w:val="20"/>
+          <w:b w:val="0"/>
         </w:rPr>
         <w:t>：若你正处在严重抑郁、焦虑、创伤后应激，或精神类疾病的发作／用药期，或正经历强烈的情绪危机，请先咨询医生或心理师，再决定是否练习；练习中若出现明显不适（如心悸、胸闷、情绪失控），请立即停止，睁开眼睛，把注意力放回呼吸与身体，必要时离场休息。</w:t>
       </w:r>
     </w:p>
     <w:p>
       <w:pPr>
-        <w:spacing w:before="40" w:after="80"/>
-        <w:ind w:left="283"/>
-        <w:shd w:val="clear" w:color="auto" w:fill="EEF2F8"/>
+        <w:ind w:left="170"/>
         <w:pBdr>
-          <w:left w:val="single" w:sz="20" w:space="6" w:color="1F3864"/>
+          <w:left w:val="single" w:sz="18" w:space="4" w:color="1F3864"/>
         </w:pBdr>
+        <w:shd w:val="clear" w:fill="F2F5FA"/>
       </w:pPr>
       <w:r>
         <w:rPr>
-          <w:sz w:val="20"/>
+          <w:b w:val="0"/>
         </w:rPr>
         <w:t>本引导词为照读版（依本周共读原文整理而成，四句祝愿原文见材料②；括号内为操作提示与停顿，不念出来）。照读约4分钟，静坐约8分钟。</w:t>
       </w:r>
@@ -3020,73 +3006,227 @@
       <w:r>
         <w:rPr>
           <w:b/>
-          <w:sz w:val="21"/>
         </w:rPr>
         <w:t>主持人引导语</w:t>
       </w:r>
       <w:r>
         <w:rPr>
-          <w:sz w:val="21"/>
+          <w:b w:val="0"/>
         </w:rPr>
         <w:t>（照读即可）：</w:t>
       </w:r>
     </w:p>
     <w:p>
       <w:pPr>
-        <w:spacing w:before="40" w:after="80"/>
-        <w:ind w:left="283"/>
-        <w:shd w:val="clear" w:color="auto" w:fill="EEF2F8"/>
+        <w:ind w:left="170"/>
         <w:pBdr>
-          <w:left w:val="single" w:sz="20" w:space="6" w:color="1F3864"/>
+          <w:left w:val="single" w:sz="18" w:space="4" w:color="1F3864"/>
         </w:pBdr>
+        <w:shd w:val="clear" w:fill="F2F5FA"/>
       </w:pPr>
       <w:r>
         <w:rPr>
-          <w:sz w:val="20"/>
+          <w:b w:val="0"/>
         </w:rPr>
-        <w:t>请大家自然地坐好，坐舒服就好，轻轻闭上眼睛。先做三次深长的呼吸，感觉肩膀松下来。（停顿10秒） 慈心是一种美好的素质，它先利益的是我们自己。现在，把心轻轻放回自己身上。 第一站——对自己散播慈爱。在心里慢慢地念： 愿我没有敌意、远离危难；愿我没有内心的痛苦、内心愉悦；愿我没有身体的痛苦、拥有健康；愿我善业成就、保有快乐。（停顿约1分钟，可以只重复你最有感觉的那一句。） 第二站——取一位你尊敬的、喜爱的同性，让他/她呈现在心里，感受他/她快乐的样子。对这位善人祝愿： 愿这位善人没有敌意、远离危难；愿这位善人没有内心的痛苦；愿这位善人没有身体的痛苦；愿这位善人保有快乐。（停顿约1分钟。） 第三站——取一位中性的、说不上喜欢也谈不上讨厌的人：一位普通朋友，或者常打照面的邻居、店员。对他/她祝愿： 愿这位善人没有敌意、远离危难；愿这位善人没有内心的痛苦；愿这位善人没有身体的痛苦；愿这位善人保有快乐。（停顿约1分钟。） 第四站——如果你愿意，取一位你不喜欢的、甚至有摩擦的人。尊者说，对这个人始终记着仇恨，伤害的其实是自己；放过别人，就是放过自己。如果此刻生不起慈心，也完全没关系，可以只默默地说一句：愿这位善人早日解脱一切苦。（停顿约1分钟。） 最后，对一切的有情、一切的众生，轻轻地祝愿：愿一切有情远离危难，没有内心的痛苦，没有身体的痛苦，保有快乐。（停顿约2分钟，主持人不再说话。） 好，现在轻轻动一动手指和脚趾，搓搓手掌，把温热的手掌敷在眼睛上，慢慢睁开眼睛。 这是我们的第一次完整的“四对象”练习。哪一站最舒服、哪一站最困难，都可以记住它——那就是你未来一周作业的起点。</w:t>
+        <w:t>请大家自然地坐好，坐舒服就好，轻轻闭上眼睛。先做三次深长的呼吸，感觉肩膀松下来。（停顿10秒）</w:t>
       </w:r>
     </w:p>
     <w:p>
       <w:pPr>
-        <w:spacing w:before="160" w:after="80"/>
+        <w:ind w:left="170"/>
+        <w:pBdr>
+          <w:left w:val="single" w:sz="18" w:space="4" w:color="1F3864"/>
+        </w:pBdr>
+        <w:shd w:val="clear" w:fill="F2F5FA"/>
       </w:pPr>
       <w:r>
         <w:rPr>
-          <w:rFonts w:ascii="Microsoft YaHei" w:hAnsi="Microsoft YaHei" w:eastAsia="Microsoft YaHei"/>
+          <w:b w:val="0"/>
+        </w:rPr>
+        <w:t>慈心是一种美好的素质，它先利益的是我们自己。现在，把心轻轻放回自己身上。</w:t>
+      </w:r>
+    </w:p>
+    <w:p>
+      <w:pPr>
+        <w:ind w:left="170"/>
+        <w:pBdr>
+          <w:left w:val="single" w:sz="18" w:space="4" w:color="1F3864"/>
+        </w:pBdr>
+        <w:shd w:val="clear" w:fill="F2F5FA"/>
+      </w:pPr>
+      <w:r>
+        <w:rPr>
+          <w:b w:val="0"/>
+        </w:rPr>
+        <w:t>第一站——对自己散播慈爱。在心里慢慢地念：</w:t>
+      </w:r>
+    </w:p>
+    <w:p>
+      <w:pPr>
+        <w:ind w:left="170"/>
+        <w:pBdr>
+          <w:left w:val="single" w:sz="18" w:space="4" w:color="1F3864"/>
+        </w:pBdr>
+        <w:shd w:val="clear" w:fill="F2F5FA"/>
+      </w:pPr>
+      <w:r>
+        <w:rPr>
+          <w:b w:val="0"/>
+        </w:rPr>
+        <w:t>愿我没有敌意、远离危难；愿我没有内心的痛苦、内心愉悦；愿我没有身体的痛苦、拥有健康；愿我善业成就、保有快乐。（停顿约1分钟，可以只重复你最有感觉的那一句。）</w:t>
+      </w:r>
+    </w:p>
+    <w:p>
+      <w:pPr>
+        <w:ind w:left="170"/>
+        <w:pBdr>
+          <w:left w:val="single" w:sz="18" w:space="4" w:color="1F3864"/>
+        </w:pBdr>
+        <w:shd w:val="clear" w:fill="F2F5FA"/>
+      </w:pPr>
+      <w:r>
+        <w:rPr>
+          <w:b w:val="0"/>
+        </w:rPr>
+        <w:t>第二站——取一位你尊敬的、喜爱的同性，让他/她呈现在心里，感受他/她快乐的样子。对这位善人祝愿：</w:t>
+      </w:r>
+    </w:p>
+    <w:p>
+      <w:pPr>
+        <w:ind w:left="170"/>
+        <w:pBdr>
+          <w:left w:val="single" w:sz="18" w:space="4" w:color="1F3864"/>
+        </w:pBdr>
+        <w:shd w:val="clear" w:fill="F2F5FA"/>
+      </w:pPr>
+      <w:r>
+        <w:rPr>
+          <w:b w:val="0"/>
+        </w:rPr>
+        <w:t>愿这位善人没有敌意、远离危难；愿这位善人没有内心的痛苦；愿这位善人没有身体的痛苦；愿这位善人保有快乐。（停顿约1分钟。）</w:t>
+      </w:r>
+    </w:p>
+    <w:p>
+      <w:pPr>
+        <w:ind w:left="170"/>
+        <w:pBdr>
+          <w:left w:val="single" w:sz="18" w:space="4" w:color="1F3864"/>
+        </w:pBdr>
+        <w:shd w:val="clear" w:fill="F2F5FA"/>
+      </w:pPr>
+      <w:r>
+        <w:rPr>
+          <w:b w:val="0"/>
+        </w:rPr>
+        <w:t>第三站——取一位中性的、说不上喜欢也谈不上讨厌的人：一位普通朋友，或者常打照面的邻居、店员。对他/她祝愿：</w:t>
+      </w:r>
+    </w:p>
+    <w:p>
+      <w:pPr>
+        <w:ind w:left="170"/>
+        <w:pBdr>
+          <w:left w:val="single" w:sz="18" w:space="4" w:color="1F3864"/>
+        </w:pBdr>
+        <w:shd w:val="clear" w:fill="F2F5FA"/>
+      </w:pPr>
+      <w:r>
+        <w:rPr>
+          <w:b w:val="0"/>
+        </w:rPr>
+        <w:t>愿这位善人没有敌意、远离危难；愿这位善人没有内心的痛苦；愿这位善人没有身体的痛苦；愿这位善人保有快乐。（停顿约1分钟。）</w:t>
+      </w:r>
+    </w:p>
+    <w:p>
+      <w:pPr>
+        <w:ind w:left="170"/>
+        <w:pBdr>
+          <w:left w:val="single" w:sz="18" w:space="4" w:color="1F3864"/>
+        </w:pBdr>
+        <w:shd w:val="clear" w:fill="F2F5FA"/>
+      </w:pPr>
+      <w:r>
+        <w:rPr>
+          <w:b w:val="0"/>
+        </w:rPr>
+        <w:t>第四站——如果你愿意，取一位你不喜欢的、甚至有摩擦的人。尊者说，对这个人始终记着仇恨，伤害的其实是自己；放过别人，就是放过自己。如果此刻生不起慈心，也完全没关系，可以只默默地说一句：愿这位善人早日解脱一切苦。（停顿约1分钟。）</w:t>
+      </w:r>
+    </w:p>
+    <w:p>
+      <w:pPr>
+        <w:ind w:left="170"/>
+        <w:pBdr>
+          <w:left w:val="single" w:sz="18" w:space="4" w:color="1F3864"/>
+        </w:pBdr>
+        <w:shd w:val="clear" w:fill="F2F5FA"/>
+      </w:pPr>
+      <w:r>
+        <w:rPr>
+          <w:b w:val="0"/>
+        </w:rPr>
+        <w:t>最后，对一切的有情、一切的众生，轻轻地祝愿：愿一切有情远离危难，没有内心的痛苦，没有身体的痛苦，保有快乐。（停顿约2分钟，主持人不再说话。）</w:t>
+      </w:r>
+    </w:p>
+    <w:p>
+      <w:pPr>
+        <w:ind w:left="170"/>
+        <w:pBdr>
+          <w:left w:val="single" w:sz="18" w:space="4" w:color="1F3864"/>
+        </w:pBdr>
+        <w:shd w:val="clear" w:fill="F2F5FA"/>
+      </w:pPr>
+      <w:r>
+        <w:rPr>
+          <w:b w:val="0"/>
+        </w:rPr>
+        <w:t>好，现在轻轻动一动手指和脚趾，搓搓手掌，把温热的手掌敷在眼睛上，慢慢睁开眼睛。</w:t>
+      </w:r>
+    </w:p>
+    <w:p>
+      <w:pPr>
+        <w:ind w:left="170"/>
+        <w:pBdr>
+          <w:left w:val="single" w:sz="18" w:space="4" w:color="1F3864"/>
+        </w:pBdr>
+        <w:shd w:val="clear" w:fill="F2F5FA"/>
+      </w:pPr>
+      <w:r>
+        <w:rPr>
+          <w:b w:val="0"/>
+        </w:rPr>
+        <w:t>这是我们的第一次完整的“四对象”练习。哪一站最舒服、哪一站最困难，都可以记住它——那就是你未来一周作业的起点。</w:t>
+      </w:r>
+    </w:p>
+    <w:p>
+      <w:r>
+        <w:rPr>
           <w:b/>
           <w:color w:val="1F3864"/>
-          <w:sz w:val="28"/>
+          <w:sz w:val="26"/>
         </w:rPr>
         <w:t>📚 扩展内容包（时间富余时使用）</w:t>
       </w:r>
     </w:p>
     <w:p>
       <w:pPr>
-        <w:spacing w:before="40" w:after="80"/>
-        <w:ind w:left="283"/>
-        <w:shd w:val="clear" w:color="auto" w:fill="EEF2F8"/>
+        <w:ind w:left="170"/>
         <w:pBdr>
-          <w:left w:val="single" w:sz="20" w:space="6" w:color="1F3864"/>
+          <w:left w:val="single" w:sz="18" w:space="4" w:color="1F3864"/>
         </w:pBdr>
+        <w:shd w:val="clear" w:fill="F2F5FA"/>
       </w:pPr>
       <w:r>
         <w:rPr>
-          <w:sz w:val="20"/>
+          <w:b w:val="0"/>
         </w:rPr>
         <w:t>以下内容用于共读提前结束或讨论意犹未尽时，按需选用，不必全部完成。</w:t>
       </w:r>
     </w:p>
     <w:p>
-      <w:pPr>
-        <w:spacing w:before="120" w:after="80"/>
-      </w:pPr>
       <w:r>
         <w:rPr>
-          <w:rFonts w:ascii="Microsoft YaHei" w:hAnsi="Microsoft YaHei" w:eastAsia="Microsoft YaHei"/>
           <w:b/>
           <w:color w:val="1F3864"/>
-          <w:sz w:val="25"/>
+          <w:sz w:val="23"/>
         </w:rPr>
         <w:t>扩展一：补充原文段落</w:t>
       </w:r>
@@ -3095,29 +3235,27 @@
       <w:r>
         <w:rPr>
           <w:b/>
-          <w:sz w:val="21"/>
         </w:rPr>
         <w:t>段落1</w:t>
       </w:r>
       <w:r>
         <w:rPr>
-          <w:sz w:val="21"/>
+          <w:b w:val="0"/>
         </w:rPr>
         <w:t>（出自本周素材·材料②《2_慈心修习-古源尊者-20240912》，media_id：soundrecording_d0dd1c0cd17209afe241ece24bf6b7b4_eb01b422670b1eaf0cc7c6fbde2168cd7439961422831605，未共读，照录——为什么会生起嗔心：九种理由）：</w:t>
       </w:r>
     </w:p>
     <w:p>
       <w:pPr>
-        <w:spacing w:before="40" w:after="80"/>
-        <w:ind w:left="283"/>
-        <w:shd w:val="clear" w:color="auto" w:fill="EEF2F8"/>
+        <w:ind w:left="170"/>
         <w:pBdr>
-          <w:left w:val="single" w:sz="20" w:space="6" w:color="1F3864"/>
+          <w:left w:val="single" w:sz="18" w:space="4" w:color="1F3864"/>
         </w:pBdr>
+        <w:shd w:val="clear" w:fill="F2F5FA"/>
       </w:pPr>
       <w:r>
         <w:rPr>
-          <w:sz w:val="20"/>
+          <w:b w:val="0"/>
         </w:rPr>
         <w:t>[00:15:17] 同样的，我们可以看到，你讨厌的一个人——你会发现有人很喜欢他：不仅仅是他的父母、他的兄弟姐妹会喜欢他，我们边上也有人会喜欢他。那我们为什么会不喜欢他？你觉得可能他曾经伤害过你，曾经对你不够友好。我们后面会学这个生起嗔心的九种理由：他曾经对我做过不利于我的事，他现在正在做对我不利的事，他未来可能会做对我不利的事；然后，就是他过去曾经对我的（家人）做过不利的事……他未来也可能会对我的家人做不利的事。大概就这几类，除此（之）外没有其他的。</w:t>
       </w:r>
@@ -3126,742 +3264,533 @@
       <w:r>
         <w:rPr>
           <w:b/>
-          <w:sz w:val="21"/>
         </w:rPr>
         <w:t>段落2</w:t>
       </w:r>
       <w:r>
         <w:rPr>
-          <w:sz w:val="21"/>
+          <w:b w:val="0"/>
         </w:rPr>
         <w:t>（出自本周素材·材料②《2_慈心修习-古源尊者-20240912》，media_id同上，未共读，照录——四类人散播完之后：对一切有情遍满）：</w:t>
       </w:r>
     </w:p>
     <w:p>
       <w:pPr>
-        <w:spacing w:before="40" w:after="80"/>
-        <w:ind w:left="283"/>
-        <w:shd w:val="clear" w:color="auto" w:fill="EEF2F8"/>
+        <w:ind w:left="170"/>
         <w:pBdr>
-          <w:left w:val="single" w:sz="20" w:space="6" w:color="1F3864"/>
+          <w:left w:val="single" w:sz="18" w:space="4" w:color="1F3864"/>
         </w:pBdr>
+        <w:shd w:val="clear" w:fill="F2F5FA"/>
       </w:pPr>
       <w:r>
         <w:rPr>
-          <w:sz w:val="20"/>
+          <w:b w:val="0"/>
         </w:rPr>
         <w:t>[00:48:00] 而我们已经对自己、对尊敬喜爱的人、对普通人和对不喜欢的人都散播了慈爱，我们就要对一切的有情、一切的众生、一切的生类、一切的女性、一切的男性、一切的天人、一切的人、一切在苦处的（众生）……（一一散播慈爱，遍满无余。）</w:t>
       </w:r>
     </w:p>
     <w:p>
       <w:pPr>
-        <w:spacing w:before="40" w:after="80"/>
-        <w:ind w:left="283"/>
-        <w:shd w:val="clear" w:color="auto" w:fill="EEF2F8"/>
+        <w:ind w:left="170"/>
         <w:pBdr>
-          <w:left w:val="single" w:sz="20" w:space="6" w:color="1F3864"/>
+          <w:left w:val="single" w:sz="18" w:space="4" w:color="1F3864"/>
         </w:pBdr>
+        <w:shd w:val="clear" w:fill="F2F5FA"/>
       </w:pPr>
       <w:r>
         <w:rPr>
-          <w:sz w:val="20"/>
+          <w:b w:val="0"/>
         </w:rPr>
         <w:t>（注：该段起为尊者对五百二十八类有情逐类散播的引导，转写此处不完整，以省略号收尾。）</w:t>
       </w:r>
     </w:p>
     <w:p>
-      <w:pPr>
-        <w:spacing w:before="120" w:after="80"/>
-      </w:pPr>
       <w:r>
         <w:rPr>
-          <w:rFonts w:ascii="Microsoft YaHei" w:hAnsi="Microsoft YaHei" w:eastAsia="Microsoft YaHei"/>
           <w:b/>
           <w:color w:val="1F3864"/>
-          <w:sz w:val="25"/>
+          <w:sz w:val="23"/>
         </w:rPr>
         <w:t>扩展二：深入讨论问题</w:t>
       </w:r>
     </w:p>
     <w:p>
       <w:pPr>
-        <w:ind w:left="340"/>
+        <w:pStyle w:val="ListNumber"/>
       </w:pPr>
       <w:r>
         <w:rPr>
-          <w:b/>
-          <w:sz w:val="21"/>
-        </w:rPr>
-        <w:t xml:space="preserve">1. </w:t>
-      </w:r>
-      <w:r>
-        <w:rPr>
-          <w:sz w:val="21"/>
+          <w:b w:val="0"/>
         </w:rPr>
         <w:t>材料②末尾列出了“慈心九戒”九条（能干正直、坦白恭顺、柔软不骄、知足易养、少事务简朴、诸根寂静、不轻犯者、不期求信施、不作损他事）。九条里挑一条你最有感觉的、和一条你最难做到的，各说说为什么？（不比较、不评判——九条都是练出来的，不是考出来的。）</w:t>
       </w:r>
     </w:p>
     <w:p>
       <w:pPr>
-        <w:ind w:left="340"/>
+        <w:pStyle w:val="ListNumber"/>
       </w:pPr>
       <w:r>
         <w:rPr>
-          <w:b/>
-          <w:sz w:val="21"/>
-        </w:rPr>
-        <w:t xml:space="preserve">2. </w:t>
-      </w:r>
-      <w:r>
-        <w:rPr>
-          <w:sz w:val="21"/>
+          <w:b w:val="0"/>
         </w:rPr>
         <w:t>尊者讲“发菩提心好像就是给人家拿点东西”，而“真正的慈心呢，是一切诸佛的一个基础的、对众生的态度”。这两个说法差在哪里？你的“善良”更接近哪一种？（提示：可回到材料②第一段；没有标准答案。）</w:t>
       </w:r>
     </w:p>
     <w:p>
-      <w:pPr>
-        <w:spacing w:before="120" w:after="80"/>
-      </w:pPr>
       <w:r>
         <w:rPr>
-          <w:rFonts w:ascii="Microsoft YaHei" w:hAnsi="Microsoft YaHei" w:eastAsia="Microsoft YaHei"/>
           <w:b/>
           <w:color w:val="1F3864"/>
-          <w:sz w:val="25"/>
+          <w:sz w:val="23"/>
         </w:rPr>
         <w:t>扩展三：延伸小练习</w:t>
       </w:r>
     </w:p>
     <w:p>
       <w:pPr>
-        <w:ind w:left="340"/>
-      </w:pPr>
-      <w:r>
-        <w:rPr>
-          <w:color w:val="1F3864"/>
-          <w:sz w:val="21"/>
-        </w:rPr>
-        <w:t xml:space="preserve">• </w:t>
-      </w:r>
+        <w:pStyle w:val="ListBullet"/>
+      </w:pPr>
       <w:r>
         <w:rPr>
           <w:b/>
-          <w:sz w:val="21"/>
         </w:rPr>
         <w:t>三句祝愿随身带</w:t>
       </w:r>
       <w:r>
         <w:rPr>
-          <w:sz w:val="21"/>
+          <w:b w:val="0"/>
         </w:rPr>
         <w:t>：今天起，给手机设三个随机提醒（或挑三个固定时刻：通勤、午休、睡前）。每次响起来，先给自己默念一遍四句祝愿里你最有感觉的那一句，再把同一句送给身边随便一个人（不用说出来）。它与本周作业的区别：作业是每天对一类对象散播慈爱5分钟，这个小练习是把祝愿带进白天的碎片时间。（小提醒：念的时候不用闭眼、不用摆姿势，别人看不出来。一旦发现自己在“检查效果”，笑一笑，回到祝愿本身。）</w:t>
       </w:r>
     </w:p>
     <w:p>
-      <w:pPr>
-        <w:spacing w:before="120" w:after="80"/>
-      </w:pPr>
       <w:r>
         <w:rPr>
-          <w:rFonts w:ascii="Microsoft YaHei" w:hAnsi="Microsoft YaHei" w:eastAsia="Microsoft YaHei"/>
           <w:b/>
           <w:color w:val="1F3864"/>
-          <w:sz w:val="25"/>
+          <w:sz w:val="23"/>
         </w:rPr>
         <w:t>扩展四：延伸素材</w:t>
       </w:r>
     </w:p>
     <w:p>
       <w:pPr>
-        <w:ind w:left="340"/>
-      </w:pPr>
-      <w:r>
-        <w:rPr>
-          <w:color w:val="1F3864"/>
-          <w:sz w:val="21"/>
-        </w:rPr>
-        <w:t xml:space="preserve">• </w:t>
-      </w:r>
+        <w:pStyle w:val="ListBullet"/>
+      </w:pPr>
       <w:r>
         <w:rPr>
           <w:b/>
-          <w:sz w:val="21"/>
         </w:rPr>
         <w:t>常见提问速答</w:t>
       </w:r>
       <w:r>
         <w:rPr>
-          <w:sz w:val="21"/>
+          <w:b w:val="0"/>
         </w:rPr>
         <w:t>：若有人问“散播慈爱就是讨好别人、当老好人吗”——尊者说，慈心是自己的美好素质，先利益的是自己（材料②第三段）；若有人问“对伤害过我的人修慈心，是不是纵容”——回到材料①第四段：“培养慈心、给他祝福，并不是你送东西给他”，而是透过对方修习忍辱、成就无差别的慈心；若有人问“怎么才能修出慈心三昧”——回答：“次第是从自己开始、四类对象慢慢扩展，第8周还会讲综合运用。今天先把四句祝愿念熟。”</w:t>
       </w:r>
     </w:p>
     <w:p>
       <w:pPr>
-        <w:ind w:left="340"/>
-      </w:pPr>
-      <w:r>
-        <w:rPr>
-          <w:color w:val="1F3864"/>
-          <w:sz w:val="21"/>
-        </w:rPr>
-        <w:t xml:space="preserve">• </w:t>
-      </w:r>
+        <w:pStyle w:val="ListBullet"/>
+      </w:pPr>
       <w:r>
         <w:rPr>
           <w:b/>
-          <w:sz w:val="21"/>
         </w:rPr>
         <w:t>《应作慈爱经》的查重说明</w:t>
       </w:r>
       <w:r>
         <w:rPr>
-          <w:sz w:val="21"/>
+          <w:b w:val="0"/>
         </w:rPr>
         <w:t>：本周共读只有材料②末“九戒条目”摘引；想读整篇《应作慈爱经》的贤友，完整共读原文（含巴利原文与中文翻译、十五种素质详解）见读书会02《慈心禅修习》资料包对应周。</w:t>
       </w:r>
     </w:p>
     <w:p>
       <w:pPr>
-        <w:ind w:left="340"/>
-      </w:pPr>
-      <w:r>
-        <w:rPr>
-          <w:color w:val="1F3864"/>
-          <w:sz w:val="21"/>
-        </w:rPr>
-        <w:t xml:space="preserve">• </w:t>
-      </w:r>
+        <w:pStyle w:val="ListBullet"/>
+      </w:pPr>
       <w:r>
         <w:rPr>
           <w:b/>
-          <w:sz w:val="21"/>
         </w:rPr>
         <w:t>与第3周的衔接</w:t>
       </w:r>
       <w:r>
         <w:rPr>
-          <w:sz w:val="21"/>
+          <w:b w:val="0"/>
         </w:rPr>
         <w:t>：本周打开了第一件护身之物——慈心禅；下周打开第二件——佛随念（一）佛陀九功德。若时间富余，可以请大家各说一句：你有没有在“心很无力”的时候，靠想起某个人的品质撑过来的经历？（记下来，第3周开场用。）</w:t>
       </w:r>
     </w:p>
     <w:p>
-      <w:pPr>
-        <w:spacing w:before="160" w:after="80"/>
-      </w:pPr>
       <w:r>
         <w:rPr>
-          <w:rFonts w:ascii="Microsoft YaHei" w:hAnsi="Microsoft YaHei" w:eastAsia="Microsoft YaHei"/>
           <w:b/>
           <w:color w:val="1F3864"/>
-          <w:sz w:val="28"/>
+          <w:sz w:val="26"/>
         </w:rPr>
         <w:t>🔚 收尾与回向（15 min）</w:t>
       </w:r>
     </w:p>
     <w:p>
       <w:pPr>
-        <w:ind w:left="340"/>
+        <w:pStyle w:val="ListNumber"/>
       </w:pPr>
       <w:r>
         <w:rPr>
           <w:b/>
-          <w:sz w:val="21"/>
-        </w:rPr>
-        <w:t xml:space="preserve">1. </w:t>
-      </w:r>
-      <w:r>
-        <w:rPr>
-          <w:b/>
-          <w:sz w:val="21"/>
         </w:rPr>
         <w:t>每人一句话</w:t>
       </w:r>
       <w:r>
         <w:rPr>
-          <w:sz w:val="21"/>
+          <w:b w:val="0"/>
         </w:rPr>
         <w:t>：今天最大的收获是什么？</w:t>
       </w:r>
     </w:p>
     <w:p>
       <w:pPr>
-        <w:ind w:left="340"/>
+        <w:pStyle w:val="ListNumber"/>
       </w:pPr>
       <w:r>
         <w:rPr>
           <w:b/>
-          <w:sz w:val="21"/>
-        </w:rPr>
-        <w:t xml:space="preserve">2. </w:t>
-      </w:r>
-      <w:r>
-        <w:rPr>
-          <w:b/>
-          <w:sz w:val="21"/>
         </w:rPr>
         <w:t>下周预告</w:t>
       </w:r>
       <w:r>
         <w:rPr>
-          <w:sz w:val="21"/>
+          <w:b w:val="0"/>
         </w:rPr>
         <w:t>：下周我们打开第二件“护身之物”——佛随念（一）佛陀九功德。尊者说，内心没有力量的时候、有恐惧的时候，忆念佛陀最有效。下周我们会一个功德一个功德地认识佛陀——不用预习，只要带着“哪一句让我心里一亮”的耳朵来就行。</w:t>
       </w:r>
     </w:p>
     <w:p>
       <w:pPr>
-        <w:ind w:left="340"/>
+        <w:pStyle w:val="ListNumber"/>
       </w:pPr>
       <w:r>
         <w:rPr>
           <w:b/>
-          <w:sz w:val="21"/>
-        </w:rPr>
-        <w:t xml:space="preserve">3. </w:t>
-      </w:r>
-      <w:r>
-        <w:rPr>
-          <w:b/>
-          <w:sz w:val="21"/>
         </w:rPr>
         <w:t>本周作业</w:t>
       </w:r>
       <w:r>
         <w:rPr>
-          <w:sz w:val="21"/>
+          <w:b w:val="0"/>
         </w:rPr>
         <w:t>：</w:t>
       </w:r>
     </w:p>
     <w:p>
-      <w:pPr>
-        <w:ind w:left="340"/>
-      </w:pPr>
       <w:r>
         <w:rPr>
-          <w:color w:val="1F3864"/>
-          <w:sz w:val="21"/>
+          <w:b w:val="0"/>
         </w:rPr>
-        <w:t xml:space="preserve">• </w:t>
-      </w:r>
-      <w:r>
-        <w:rPr>
-          <w:sz w:val="21"/>
-        </w:rPr>
-        <w:t>每天对一类对象散播慈爱5分钟（从“自己”或“尊敬喜爱的人”任选一类开始）。</w:t>
+        <w:t xml:space="preserve">   - 每天对一类对象散播慈爱5分钟（从“自己”或“尊敬喜爱的人”任选一类开始）。</w:t>
       </w:r>
     </w:p>
     <w:p>
-      <w:pPr>
-        <w:ind w:left="340"/>
-      </w:pPr>
       <w:r>
         <w:rPr>
-          <w:color w:val="1F3864"/>
-          <w:sz w:val="21"/>
+          <w:b w:val="0"/>
         </w:rPr>
-        <w:t xml:space="preserve">• </w:t>
-      </w:r>
-      <w:r>
-        <w:rPr>
-          <w:sz w:val="21"/>
-        </w:rPr>
-        <w:t>小提示：用四句祝愿，选你最有感觉的一句反复念就够了；对“自己”散播时如果觉得别扭，可以先从“对身体部位散播慈爱”的小前行开始（材料②第五段）。</w:t>
+        <w:t xml:space="preserve">   - 小提示：用四句祝愿，选你最有感觉的一句反复念就够了；对“自己”散播时如果觉得别扭，可以先从“对身体部位散播慈爱”的小前行开始（材料②第五段）。</w:t>
       </w:r>
     </w:p>
     <w:p>
-      <w:pPr>
-        <w:ind w:left="340"/>
-      </w:pPr>
       <w:r>
         <w:rPr>
-          <w:color w:val="1F3864"/>
-          <w:sz w:val="21"/>
+          <w:b w:val="0"/>
         </w:rPr>
-        <w:t xml:space="preserve">• </w:t>
-      </w:r>
-      <w:r>
-        <w:rPr>
-          <w:sz w:val="21"/>
-        </w:rPr>
-        <w:t>进阶（可选）：睡前回想今天有没有哪个瞬间“嗔心起来了、但没跟着跑”——只观察、只记录，不打分、不自责。</w:t>
+        <w:t xml:space="preserve">   - 进阶（可选）：睡前回想今天有没有哪个瞬间“嗔心起来了、但没跟着跑”——只观察、只记录，不打分、不自责。</w:t>
       </w:r>
     </w:p>
     <w:p>
       <w:pPr>
-        <w:ind w:left="340"/>
+        <w:pStyle w:val="ListNumber"/>
       </w:pPr>
       <w:r>
         <w:rPr>
           <w:b/>
-          <w:sz w:val="21"/>
-        </w:rPr>
-        <w:t xml:space="preserve">4. </w:t>
-      </w:r>
-      <w:r>
-        <w:rPr>
-          <w:b/>
-          <w:sz w:val="21"/>
         </w:rPr>
         <w:t>回向</w:t>
       </w:r>
       <w:r>
         <w:rPr>
-          <w:sz w:val="21"/>
+          <w:b w:val="0"/>
         </w:rPr>
         <w:t>（一起念）：</w:t>
       </w:r>
     </w:p>
     <w:p>
       <w:pPr>
-        <w:spacing w:before="40" w:after="80"/>
-        <w:ind w:left="283"/>
-        <w:shd w:val="clear" w:color="auto" w:fill="EEF2F8"/>
+        <w:ind w:left="170"/>
         <w:pBdr>
-          <w:left w:val="single" w:sz="20" w:space="6" w:color="1F3864"/>
+          <w:left w:val="single" w:sz="18" w:space="4" w:color="1F3864"/>
         </w:pBdr>
+        <w:shd w:val="clear" w:fill="F2F5FA"/>
       </w:pPr>
       <w:r>
         <w:rPr>
           <w:b/>
-          <w:sz w:val="20"/>
         </w:rPr>
         <w:t>愿我此功德，导向诸漏尽！</w:t>
       </w:r>
-      <w:r>
-        <w:rPr>
-          <w:sz w:val="20"/>
-        </w:rPr>
-        <w:t xml:space="preserve"> </w:t>
-      </w:r>
+    </w:p>
+    <w:p>
+      <w:pPr>
+        <w:ind w:left="170"/>
+        <w:pBdr>
+          <w:left w:val="single" w:sz="18" w:space="4" w:color="1F3864"/>
+        </w:pBdr>
+        <w:shd w:val="clear" w:fill="F2F5FA"/>
+      </w:pPr>
       <w:r>
         <w:rPr>
           <w:b/>
-          <w:sz w:val="20"/>
         </w:rPr>
         <w:t>愿我此功德，为证涅槃缘！</w:t>
       </w:r>
-      <w:r>
-        <w:rPr>
-          <w:sz w:val="20"/>
-        </w:rPr>
-        <w:t xml:space="preserve"> </w:t>
-      </w:r>
+    </w:p>
+    <w:p>
+      <w:pPr>
+        <w:ind w:left="170"/>
+        <w:pBdr>
+          <w:left w:val="single" w:sz="18" w:space="4" w:color="1F3864"/>
+        </w:pBdr>
+        <w:shd w:val="clear" w:fill="F2F5FA"/>
+      </w:pPr>
       <w:r>
         <w:rPr>
           <w:b/>
-          <w:sz w:val="20"/>
         </w:rPr>
         <w:t>我此功德分，回向诸有情！</w:t>
       </w:r>
-      <w:r>
-        <w:rPr>
-          <w:sz w:val="20"/>
-        </w:rPr>
-        <w:t xml:space="preserve"> </w:t>
-      </w:r>
+    </w:p>
+    <w:p>
+      <w:pPr>
+        <w:ind w:left="170"/>
+        <w:pBdr>
+          <w:left w:val="single" w:sz="18" w:space="4" w:color="1F3864"/>
+        </w:pBdr>
+        <w:shd w:val="clear" w:fill="F2F5FA"/>
+      </w:pPr>
       <w:r>
         <w:rPr>
           <w:b/>
-          <w:sz w:val="20"/>
         </w:rPr>
         <w:t>愿彼等一切，同得功德分！</w:t>
       </w:r>
     </w:p>
     <w:p>
-      <w:pPr>
-        <w:spacing w:before="160" w:after="80"/>
-      </w:pPr>
       <w:r>
         <w:rPr>
-          <w:rFonts w:ascii="Microsoft YaHei" w:hAnsi="Microsoft YaHei" w:eastAsia="Microsoft YaHei"/>
           <w:b/>
           <w:color w:val="1F3864"/>
-          <w:sz w:val="28"/>
+          <w:sz w:val="26"/>
         </w:rPr>
         <w:t>📌 本讲主持人特别提醒</w:t>
       </w:r>
     </w:p>
     <w:p>
       <w:pPr>
-        <w:ind w:left="340"/>
-      </w:pPr>
-      <w:r>
-        <w:rPr>
-          <w:color w:val="1F3864"/>
-          <w:sz w:val="21"/>
-        </w:rPr>
-        <w:t xml:space="preserve">• </w:t>
-      </w:r>
+        <w:pStyle w:val="ListBullet"/>
+      </w:pPr>
       <w:r>
         <w:rPr>
           <w:b/>
-          <w:sz w:val="21"/>
         </w:rPr>
         <w:t>换新主持人</w:t>
       </w:r>
       <w:r>
         <w:rPr>
-          <w:sz w:val="21"/>
+          <w:b w:val="0"/>
         </w:rPr>
         <w:t>：每讲都可以换新主持人——打开本版读“主持人速览”，按流程走即可；学员看学员版，内容一致。</w:t>
       </w:r>
     </w:p>
     <w:p>
       <w:pPr>
-        <w:ind w:left="340"/>
-      </w:pPr>
-      <w:r>
-        <w:rPr>
-          <w:color w:val="1F3864"/>
-          <w:sz w:val="21"/>
-        </w:rPr>
-        <w:t xml:space="preserve">• </w:t>
-      </w:r>
+        <w:pStyle w:val="ListBullet"/>
+      </w:pPr>
       <w:r>
         <w:rPr>
           <w:b/>
-          <w:sz w:val="21"/>
         </w:rPr>
         <w:t>不要被术语吓住</w:t>
       </w:r>
       <w:r>
         <w:rPr>
-          <w:sz w:val="21"/>
+          <w:b w:val="0"/>
         </w:rPr>
         <w:t>：四梵住、四无量心、慈心三昧、遍满、所缘、业处……主持人只需照读，不必解释；有人问就说：“我们跟着原文读，读几周自然就熟了。”</w:t>
       </w:r>
     </w:p>
     <w:p>
       <w:pPr>
-        <w:ind w:left="340"/>
-      </w:pPr>
-      <w:r>
-        <w:rPr>
-          <w:color w:val="1F3864"/>
-          <w:sz w:val="21"/>
-        </w:rPr>
-        <w:t xml:space="preserve">• </w:t>
-      </w:r>
+        <w:pStyle w:val="ListBullet"/>
+      </w:pPr>
       <w:r>
         <w:rPr>
           <w:b/>
-          <w:sz w:val="21"/>
         </w:rPr>
         <w:t>三个材料均为录音转写整理</w:t>
       </w:r>
       <w:r>
         <w:rPr>
-          <w:sz w:val="21"/>
+          <w:b w:val="0"/>
         </w:rPr>
         <w:t>：语句口语化，照读即可；时间码（[00:xx:xx]）与（ ）内的整理注记是出处标记，朗读时跳过不念；巴利音译词（阿威罗、阿比阿巴、阿利嘎、苏提阿达等）照念即可，不必纠正发音。</w:t>
       </w:r>
     </w:p>
     <w:p>
       <w:pPr>
-        <w:ind w:left="340"/>
-      </w:pPr>
-      <w:r>
-        <w:rPr>
-          <w:color w:val="1F3864"/>
-          <w:sz w:val="21"/>
-        </w:rPr>
-        <w:t xml:space="preserve">• </w:t>
-      </w:r>
+        <w:pStyle w:val="ListBullet"/>
+      </w:pPr>
       <w:r>
         <w:rPr>
           <w:b/>
-          <w:sz w:val="21"/>
         </w:rPr>
         <w:t>查重硬边界（很重要）</w:t>
       </w:r>
       <w:r>
         <w:rPr>
-          <w:sz w:val="21"/>
+          <w:b w:val="0"/>
         </w:rPr>
         <w:t>：本周严禁整段复用《应作慈爱经》原文——共读中只有材料②末“九戒条目”摘引。若成员提议“把经文读一遍”，回应：“《应作慈爱经》完整共读原文见读书会02《慈心禅修习》资料包对应周，本周我们聚焦尊者开示。”读书会01、02已用素材（含第188/189讲五盖）本周均不引入。</w:t>
       </w:r>
     </w:p>
     <w:p>
       <w:pPr>
-        <w:ind w:left="340"/>
-      </w:pPr>
-      <w:r>
-        <w:rPr>
-          <w:color w:val="1F3864"/>
-          <w:sz w:val="21"/>
-        </w:rPr>
-        <w:t xml:space="preserve">• </w:t>
-      </w:r>
+        <w:pStyle w:val="ListBullet"/>
+      </w:pPr>
       <w:r>
         <w:rPr>
           <w:b/>
-          <w:sz w:val="21"/>
         </w:rPr>
         <w:t>情绪分寸（很重要）</w:t>
       </w:r>
       <w:r>
         <w:rPr>
-          <w:sz w:val="21"/>
+          <w:b w:val="0"/>
         </w:rPr>
         <w:t>：讨论问题③与练习第四站（对不喜欢的人）可能勾起真实的关系伤口——不追问事件细节、不评判任何人的怨恨、不劝和（“你应该原谅他”这类话不要说）；分享只说自己，不对他人的关系出主意。</w:t>
       </w:r>
     </w:p>
     <w:p>
       <w:pPr>
-        <w:ind w:left="340"/>
-      </w:pPr>
-      <w:r>
-        <w:rPr>
-          <w:color w:val="1F3864"/>
-          <w:sz w:val="21"/>
-        </w:rPr>
-        <w:t xml:space="preserve">• </w:t>
-      </w:r>
+        <w:pStyle w:val="ListBullet"/>
+      </w:pPr>
       <w:r>
         <w:rPr>
           <w:b/>
-          <w:sz w:val="21"/>
         </w:rPr>
         <w:t>实修分寸</w:t>
       </w:r>
       <w:r>
         <w:rPr>
-          <w:sz w:val="21"/>
+          <w:b w:val="0"/>
         </w:rPr>
         <w:t>：对“敌人”生不起慈心是常态——尊者原话：可以修悲心（“愿这位善人早日解脱一切苦”）；练习中跳过第四站完全允许，不必“必须完成”。</w:t>
       </w:r>
     </w:p>
     <w:p>
       <w:pPr>
-        <w:ind w:left="340"/>
-      </w:pPr>
-      <w:r>
-        <w:rPr>
-          <w:color w:val="1F3864"/>
-          <w:sz w:val="21"/>
-        </w:rPr>
-        <w:t xml:space="preserve">• </w:t>
-      </w:r>
+        <w:pStyle w:val="ListBullet"/>
+      </w:pPr>
       <w:r>
         <w:rPr>
           <w:b/>
-          <w:sz w:val="21"/>
         </w:rPr>
         <w:t>故事细节不必考据</w:t>
       </w:r>
       <w:r>
         <w:rPr>
-          <w:sz w:val="21"/>
+          <w:b w:val="0"/>
         </w:rPr>
         <w:t>：乌达拉与滚烫的油的故事转写自口述，个别细节与经典译本或有出入——照读即可，重点在“一丝丝的嗔恨都没有”。</w:t>
       </w:r>
     </w:p>
     <w:p>
       <w:pPr>
-        <w:ind w:left="340"/>
-      </w:pPr>
-      <w:r>
-        <w:rPr>
-          <w:color w:val="1F3864"/>
-          <w:sz w:val="21"/>
-        </w:rPr>
-        <w:t xml:space="preserve">• </w:t>
-      </w:r>
+        <w:pStyle w:val="ListBullet"/>
+      </w:pPr>
       <w:r>
         <w:rPr>
           <w:b/>
-          <w:sz w:val="21"/>
         </w:rPr>
         <w:t>“慈心九戒”的呈现方式</w:t>
       </w:r>
       <w:r>
         <w:rPr>
-          <w:sz w:val="21"/>
+          <w:b w:val="0"/>
         </w:rPr>
         <w:t>：材料②末的九条为条目式摘引（编者补充），不要扩展成经文诵读；有人想深入了解，指向读书会02对应周。</w:t>
       </w:r>
     </w:p>
     <w:p>
       <w:pPr>
-        <w:ind w:left="340"/>
-      </w:pPr>
-      <w:r>
-        <w:rPr>
-          <w:color w:val="1F3864"/>
-          <w:sz w:val="21"/>
-        </w:rPr>
-        <w:t xml:space="preserve">• </w:t>
-      </w:r>
+        <w:pStyle w:val="ListBullet"/>
+      </w:pPr>
       <w:r>
         <w:rPr>
           <w:b/>
-          <w:sz w:val="21"/>
         </w:rPr>
         <w:t>作业期待管理</w:t>
       </w:r>
       <w:r>
         <w:rPr>
-          <w:sz w:val="21"/>
+          <w:b w:val="0"/>
         </w:rPr>
         <w:t>：5分钟做不到，从1分钟开始；“对一类对象”即可，不求四类齐做。不评价、不加码。</w:t>
       </w:r>
     </w:p>
     <w:p>
       <w:pPr>
-        <w:ind w:left="340"/>
-      </w:pPr>
-      <w:r>
-        <w:rPr>
-          <w:color w:val="1F3864"/>
-          <w:sz w:val="21"/>
-        </w:rPr>
-        <w:t xml:space="preserve">• </w:t>
-      </w:r>
+        <w:pStyle w:val="ListBullet"/>
+      </w:pPr>
       <w:r>
         <w:rPr>
           <w:b/>
-          <w:sz w:val="21"/>
         </w:rPr>
         <w:t>延伸阅读的使用</w:t>
       </w:r>
       <w:r>
         <w:rPr>
-          <w:sz w:val="21"/>
+          <w:b w:val="0"/>
         </w:rPr>
         <w:t>：学员版末尾附本周全部资源（标题/类型/media_id/打开方式），主持人对照《原文全集》即可；因知识库临时链接会过期，本轮文档一律不放链接，需要原文时按“打开方式”到ima知识库搜索即可。</w:t>
       </w:r>
     </w:p>
     <w:p>
       <w:pPr>
-        <w:spacing w:before="40" w:after="80"/>
-        <w:ind w:left="283"/>
-        <w:shd w:val="clear" w:color="auto" w:fill="EEF2F8"/>
+        <w:ind w:left="170"/>
         <w:pBdr>
-          <w:left w:val="single" w:sz="20" w:space="6" w:color="1F3864"/>
+          <w:left w:val="single" w:sz="18" w:space="4" w:color="1F3864"/>
         </w:pBdr>
+        <w:shd w:val="clear" w:fill="F2F5FA"/>
       </w:pPr>
       <w:r>
         <w:rPr>
-          <w:sz w:val="20"/>
+          <w:b w:val="0"/>
         </w:rPr>
         <w:t xml:space="preserve">📚 </w:t>
       </w:r>
       <w:r>
         <w:rPr>
           <w:b/>
-          <w:sz w:val="20"/>
         </w:rPr>
         <w:t>下一份文档</w:t>
       </w:r>
       <w:r>
         <w:rPr>
-          <w:sz w:val="20"/>
+          <w:b w:val="0"/>
         </w:rPr>
-        <w:t>：`第3周_佛随念（一）佛陀九功德_主持人版.md`</w:t>
+        <w:t>：第3周_佛随念（一）佛陀九功德_主持人版.md</w:t>
       </w:r>
     </w:p>
     <w:sectPr>
@@ -3883,7 +3812,11 @@
       <w:pStyle w:val="Footer"/>
       <w:jc w:val="center"/>
     </w:pPr>
-    <w:fldSimple w:instr="PAGE"/>
+    <w:r>
+      <w:fldChar w:fldCharType="begin"/>
+      <w:instrText xml:space="preserve">PAGE</w:instrText>
+      <w:fldChar w:fldCharType="end"/>
+    </w:r>
   </w:p>
 </w:ftr>
 </file>
@@ -3897,10 +3830,10 @@
     </w:pPr>
     <w:r>
       <w:rPr>
-        <w:color w:val="808080"/>
+        <w:color w:val="1F3864"/>
         <w:sz w:val="16"/>
       </w:rPr>
-      <w:t>读书会03·第2周·慈心禅修习（居首）（朗读优化版）</w:t>
+      <w:t>读书会03 · 第2周 · 朗读优化版（8周版） · 主持人版</w:t>
     </w:r>
   </w:p>
 </w:hdr>
@@ -4269,11 +4202,8 @@
     <w:name w:val="Normal"/>
     <w:qFormat/>
     <w:rsid w:val="00FC693F"/>
-    <w:pPr>
-      <w:spacing w:line="324" w:lineRule="auto" w:after="60"/>
-    </w:pPr>
     <w:rPr>
-      <w:rFonts w:ascii="Microsoft YaHei" w:hAnsi="Microsoft YaHei" w:eastAsia="Microsoft YaHei"/>
+      <w:rFonts w:ascii="等线" w:hAnsi="等线" w:eastAsia="宋体"/>
       <w:sz w:val="21"/>
     </w:rPr>
   </w:style>
